--- a/static/media/1.to_trinh_ktr.docx
+++ b/static/media/1.to_trinh_ktr.docx
@@ -1,6 +1,6 @@
 
 <file path=word/document.xml><?xml version="1.0" encoding="utf-8"?>
-<w:document xmlns:wpc="http://schemas.microsoft.com/office/word/2010/wordprocessingCanvas" xmlns:cx="http://schemas.microsoft.com/office/drawing/2014/chartex" xmlns:cx1="http://schemas.microsoft.com/office/drawing/2015/9/8/chartex" xmlns:cx2="http://schemas.microsoft.com/office/drawing/2015/10/21/chartex" xmlns:cx3="http://schemas.microsoft.com/office/drawing/2016/5/9/chartex" xmlns:cx4="http://schemas.microsoft.com/office/drawing/2016/5/10/chartex" xmlns:cx5="http://schemas.microsoft.com/office/drawing/2016/5/11/chartex" xmlns:cx6="http://schemas.microsoft.com/office/drawing/2016/5/12/chartex" xmlns:cx7="http://schemas.microsoft.com/office/drawing/2016/5/13/chartex" xmlns:cx8="http://schemas.microsoft.com/office/drawing/2016/5/14/chartex" xmlns:mc="http://schemas.openxmlformats.org/markup-compatibility/2006" xmlns:aink="http://schemas.microsoft.com/office/drawing/2016/ink" xmlns:am3d="http://schemas.microsoft.com/office/drawing/2017/model3d" xmlns:o="urn:schemas-microsoft-com:office:office" xmlns:r="http://schemas.openxmlformats.org/officeDocument/2006/relationships" xmlns:m="http://schemas.openxmlformats.org/officeDocument/2006/math" xmlns:v="urn:schemas-microsoft-com:vml" xmlns:wp14="http://schemas.microsoft.com/office/word/2010/wordprocessingDrawing" xmlns:wp="http://schemas.openxmlformats.org/drawingml/2006/wordprocessingDrawing" xmlns:w10="urn:schemas-microsoft-com:office:word" xmlns:w="http://schemas.openxmlformats.org/wordprocessingml/2006/main" xmlns:w14="http://schemas.microsoft.com/office/word/2010/wordml" xmlns:w15="http://schemas.microsoft.com/office/word/2012/wordml" xmlns:w16cex="http://schemas.microsoft.com/office/word/2018/wordml/cex" xmlns:w16cid="http://schemas.microsoft.com/office/word/2016/wordml/cid" xmlns:w16="http://schemas.microsoft.com/office/word/2018/wordml" xmlns:w16sdtdh="http://schemas.microsoft.com/office/word/2020/wordml/sdtdatahash" xmlns:w16se="http://schemas.microsoft.com/office/word/2015/wordml/symex" xmlns:wpg="http://schemas.microsoft.com/office/word/2010/wordprocessingGroup" xmlns:wpi="http://schemas.microsoft.com/office/word/2010/wordprocessingInk" xmlns:wne="http://schemas.microsoft.com/office/word/2006/wordml" xmlns:wps="http://schemas.microsoft.com/office/word/2010/wordprocessingShape" mc:Ignorable="w14 w15 w16se w16cid w16 w16cex w16sdtdh wp14">
+<w:document xmlns:wpc="http://schemas.microsoft.com/office/word/2010/wordprocessingCanvas" xmlns:cx="http://schemas.microsoft.com/office/drawing/2014/chartex" xmlns:cx1="http://schemas.microsoft.com/office/drawing/2015/9/8/chartex" xmlns:cx2="http://schemas.microsoft.com/office/drawing/2015/10/21/chartex" xmlns:cx3="http://schemas.microsoft.com/office/drawing/2016/5/9/chartex" xmlns:cx4="http://schemas.microsoft.com/office/drawing/2016/5/10/chartex" xmlns:cx5="http://schemas.microsoft.com/office/drawing/2016/5/11/chartex" xmlns:cx6="http://schemas.microsoft.com/office/drawing/2016/5/12/chartex" xmlns:cx7="http://schemas.microsoft.com/office/drawing/2016/5/13/chartex" xmlns:cx8="http://schemas.microsoft.com/office/drawing/2016/5/14/chartex" xmlns:mc="http://schemas.openxmlformats.org/markup-compatibility/2006" xmlns:aink="http://schemas.microsoft.com/office/drawing/2016/ink" xmlns:am3d="http://schemas.microsoft.com/office/drawing/2017/model3d" xmlns:o="urn:schemas-microsoft-com:office:office" xmlns:oel="http://schemas.microsoft.com/office/2019/extlst" xmlns:r="http://schemas.openxmlformats.org/officeDocument/2006/relationships" xmlns:m="http://schemas.openxmlformats.org/officeDocument/2006/math" xmlns:v="urn:schemas-microsoft-com:vml" xmlns:wp14="http://schemas.microsoft.com/office/word/2010/wordprocessingDrawing" xmlns:wp="http://schemas.openxmlformats.org/drawingml/2006/wordprocessingDrawing" xmlns:w10="urn:schemas-microsoft-com:office:word" xmlns:w="http://schemas.openxmlformats.org/wordprocessingml/2006/main" xmlns:w14="http://schemas.microsoft.com/office/word/2010/wordml" xmlns:w15="http://schemas.microsoft.com/office/word/2012/wordml" xmlns:w16cex="http://schemas.microsoft.com/office/word/2018/wordml/cex" xmlns:w16cid="http://schemas.microsoft.com/office/word/2016/wordml/cid" xmlns:w16="http://schemas.microsoft.com/office/word/2018/wordml" xmlns:w16du="http://schemas.microsoft.com/office/word/2023/wordml/word16du" xmlns:w16sdtdh="http://schemas.microsoft.com/office/word/2020/wordml/sdtdatahash" xmlns:w16sdtfl="http://schemas.microsoft.com/office/word/2024/wordml/sdtformatlock" xmlns:w16se="http://schemas.microsoft.com/office/word/2015/wordml/symex" xmlns:wpg="http://schemas.microsoft.com/office/word/2010/wordprocessingGroup" xmlns:wpi="http://schemas.microsoft.com/office/word/2010/wordprocessingInk" xmlns:wne="http://schemas.microsoft.com/office/word/2006/wordml" xmlns:wps="http://schemas.microsoft.com/office/word/2010/wordprocessingShape" mc:Ignorable="w14 w15 w16se w16cid w16 w16cex w16sdtdh w16sdtfl w16du wp14">
   <w:body>
     <w:p>
       <w:pPr>
@@ -33,7 +33,7 @@
         <w:rPr>
           <w:sz w:val="24"/>
         </w:rPr>
-        <w:t>CỤC THUẾ TỈNH QUẢNG TRỊ</w:t>
+        <w:t>CHI CỤC THUẾ KHU VỰC XI</w:t>
       </w:r>
       <w:r>
         <w:rPr>
@@ -56,7 +56,7 @@
           <w:tab w:val="center" w:pos="6804"/>
         </w:tabs>
         <w:spacing w:line="276" w:lineRule="auto"/>
-        <w:ind w:left="-567"/>
+        <w:ind w:left="-851"/>
         <w:rPr>
           <w:b/>
           <w:sz w:val="28"/>
@@ -256,6 +256,14 @@
       <w:r>
         <w:rPr>
           <w:b/>
+          <w:spacing w:val="-20"/>
+          <w:szCs w:val="28"/>
+        </w:rPr>
+        <w:t xml:space="preserve"> SỐ 4</w:t>
+      </w:r>
+      <w:r>
+        <w:rPr>
+          <w:b/>
           <w:sz w:val="28"/>
           <w:szCs w:val="28"/>
         </w:rPr>
@@ -423,7 +431,15 @@
           <w:sz w:val="28"/>
           <w:szCs w:val="28"/>
         </w:rPr>
-        <w:t xml:space="preserve"> tại doanh nghiệp</w:t>
+        <w:t xml:space="preserve"> </w:t>
+      </w:r>
+      <w:r>
+        <w:rPr>
+          <w:b/>
+          <w:sz w:val="28"/>
+          <w:szCs w:val="28"/>
+        </w:rPr>
+        <w:t>chấp hành pháp luật thuế</w:t>
       </w:r>
     </w:p>
     <w:p>
@@ -538,7 +554,14 @@
           <w:sz w:val="28"/>
           <w:szCs w:val="28"/>
         </w:rPr>
-        <w:t>Kính gửi: Lãnh đạo Cục Thuế tỉnh Quảng Trị</w:t>
+        <w:t xml:space="preserve">Kính gửi: Lãnh đạo </w:t>
+      </w:r>
+      <w:r>
+        <w:rPr>
+          <w:sz w:val="28"/>
+          <w:szCs w:val="28"/>
+        </w:rPr>
+        <w:t>Chi cục Thuế khu vực XI</w:t>
       </w:r>
     </w:p>
     <w:p>
@@ -554,7 +577,6 @@
     </w:p>
     <w:p>
       <w:pPr>
-        <w:spacing w:line="312" w:lineRule="auto"/>
         <w:ind w:firstLine="540"/>
         <w:jc w:val="both"/>
         <w:rPr>
@@ -590,7 +612,6 @@
     </w:p>
     <w:p>
       <w:pPr>
-        <w:spacing w:line="312" w:lineRule="auto"/>
         <w:ind w:firstLine="540"/>
         <w:jc w:val="both"/>
         <w:rPr>
@@ -613,7 +634,7 @@
           <w:szCs w:val="28"/>
           <w:lang w:val="nl-NL"/>
         </w:rPr>
-        <w:t>&lt;quy_trinh_ktra&gt;</w:t>
+        <w:t>&lt;qd_tkt_tct&gt;</w:t>
       </w:r>
       <w:r>
         <w:rPr>
@@ -629,35 +650,7 @@
           <w:szCs w:val="28"/>
           <w:lang w:val="nl-NL"/>
         </w:rPr>
-        <w:t>của Tổng cục Thuế về việc phê duyệt quy trình kiểm tra thuế;</w:t>
-      </w:r>
-    </w:p>
-    <w:p>
-      <w:pPr>
-        <w:spacing w:line="312" w:lineRule="auto"/>
-        <w:ind w:firstLine="540"/>
-        <w:jc w:val="both"/>
-        <w:rPr>
-          <w:sz w:val="28"/>
-          <w:szCs w:val="28"/>
-          <w:lang w:val="nl-NL"/>
-        </w:rPr>
-      </w:pPr>
-      <w:r>
-        <w:rPr>
-          <w:sz w:val="28"/>
-          <w:szCs w:val="28"/>
-          <w:lang w:val="nl-NL"/>
-        </w:rPr>
-        <w:t xml:space="preserve">Căn cứ </w:t>
-      </w:r>
-      <w:r>
-        <w:rPr>
-          <w:sz w:val="28"/>
-          <w:szCs w:val="28"/>
-          <w:lang w:val="nl-NL"/>
-        </w:rPr>
-        <w:t>&lt;qd_tkt_tct&gt;</w:t>
+        <w:t>&lt;qd_tkt_tct_ngay_ban_hanh&gt;</w:t>
       </w:r>
       <w:r>
         <w:rPr>
@@ -673,7 +666,7 @@
           <w:szCs w:val="28"/>
           <w:lang w:val="nl-NL"/>
         </w:rPr>
-        <w:t>&lt;qd_tkt_tct_ngay_ban_hanh&gt;</w:t>
+        <w:t>của Tổng cục Thuế về việc giao chỉ tiêu nhiệm vụ thanh tra thuế và kiểm tra thuế tại trụ sở người nộp thuế năm</w:t>
       </w:r>
       <w:r>
         <w:rPr>
@@ -689,22 +682,6 @@
           <w:szCs w:val="28"/>
           <w:lang w:val="nl-NL"/>
         </w:rPr>
-        <w:t xml:space="preserve">của Tổng cục Thuế </w:t>
-      </w:r>
-      <w:r>
-        <w:rPr>
-          <w:sz w:val="28"/>
-          <w:szCs w:val="28"/>
-          <w:lang w:val="nl-NL"/>
-        </w:rPr>
-        <w:t xml:space="preserve">về việc phê duyệt kế hoạch kiểm tra thuế tại trụ sở người nộp thuế năm </w:t>
-      </w:r>
-      <w:r>
-        <w:rPr>
-          <w:sz w:val="28"/>
-          <w:szCs w:val="28"/>
-          <w:lang w:val="nl-NL"/>
-        </w:rPr>
         <w:t>&lt;nam_kh_tkt&gt;</w:t>
       </w:r>
       <w:r>
@@ -713,12 +690,11 @@
           <w:szCs w:val="28"/>
           <w:lang w:val="nl-NL"/>
         </w:rPr>
-        <w:t xml:space="preserve"> của các Cục Thuế thuộc và trực thuộc Tổng cục Thuế;</w:t>
-      </w:r>
-    </w:p>
-    <w:p>
-      <w:pPr>
-        <w:spacing w:line="276" w:lineRule="auto"/>
+        <w:t>;</w:t>
+      </w:r>
+    </w:p>
+    <w:p>
+      <w:pPr>
         <w:ind w:firstLine="567"/>
         <w:jc w:val="both"/>
         <w:rPr>
@@ -733,23 +709,25 @@
           <w:szCs w:val="28"/>
           <w:lang w:val="nl-NL"/>
         </w:rPr>
-        <w:t xml:space="preserve">Phòng </w:t>
-      </w:r>
-      <w:r>
-        <w:rPr>
-          <w:sz w:val="28"/>
-          <w:szCs w:val="28"/>
-          <w:lang w:val="nl-NL"/>
-        </w:rPr>
-        <w:t xml:space="preserve">Thanh tra – Kiểm tra </w:t>
-      </w:r>
-      <w:r>
-        <w:rPr>
-          <w:sz w:val="28"/>
-          <w:szCs w:val="28"/>
-          <w:lang w:val="nl-NL"/>
-        </w:rPr>
-        <w:t>kính đề nghị Lãnh đạo Cục cho tiến hành kiểm tra chấp hành Pháp Luật Thuế thuế đối với</w:t>
+        <w:t xml:space="preserve">Phòng Thanh tra - Kiểm tra số 4 kính đề nghị Lãnh đạo Chi cục Thuế khu vực XI cho tiến hành kiểm tra </w:t>
+      </w:r>
+      <w:r>
+        <w:rPr>
+          <w:color w:val="000000" w:themeColor="text1"/>
+          <w:sz w:val="28"/>
+          <w:szCs w:val="28"/>
+          <w:lang w:val="nl-NL"/>
+        </w:rPr>
+        <w:t>chấp hành pháp luật thuế</w:t>
+      </w:r>
+      <w:r>
+        <w:rPr>
+          <w:color w:val="000000" w:themeColor="text1"/>
+          <w:sz w:val="28"/>
+          <w:szCs w:val="28"/>
+          <w:lang w:val="nl-NL"/>
+        </w:rPr>
+        <w:t xml:space="preserve"> đối với</w:t>
       </w:r>
       <w:r>
         <w:rPr>
@@ -769,12 +747,8 @@
     </w:p>
     <w:p>
       <w:pPr>
-        <w:numPr>
-          <w:ilvl w:val="0"/>
-          <w:numId w:val="4"/>
-        </w:numPr>
         <w:tabs>
-          <w:tab w:val="left" w:pos="851"/>
+          <w:tab w:val="left" w:pos="567"/>
         </w:tabs>
         <w:spacing w:line="264" w:lineRule="auto"/>
         <w:jc w:val="both"/>
@@ -792,6 +766,15 @@
           <w:szCs w:val="28"/>
           <w:lang w:val="nl-NL"/>
         </w:rPr>
+        <w:tab/>
+      </w:r>
+      <w:r>
+        <w:rPr>
+          <w:b/>
+          <w:sz w:val="28"/>
+          <w:szCs w:val="28"/>
+          <w:lang w:val="nl-NL"/>
+        </w:rPr>
         <w:t xml:space="preserve">Nội dung </w:t>
       </w:r>
       <w:r>
@@ -810,173 +793,7 @@
           <w:szCs w:val="28"/>
           <w:lang w:val="nl-NL"/>
         </w:rPr>
-        <w:t xml:space="preserve">: </w:t>
-      </w:r>
-    </w:p>
-    <w:p>
-      <w:pPr>
-        <w:tabs>
-          <w:tab w:val="left" w:pos="1260"/>
-        </w:tabs>
-        <w:spacing w:line="264" w:lineRule="auto"/>
-        <w:ind w:firstLine="567"/>
-        <w:jc w:val="both"/>
-        <w:rPr>
-          <w:sz w:val="28"/>
-          <w:szCs w:val="28"/>
-        </w:rPr>
-      </w:pPr>
-      <w:r>
-        <w:rPr>
-          <w:sz w:val="28"/>
-          <w:szCs w:val="28"/>
-        </w:rPr>
-        <w:t xml:space="preserve">+ </w:t>
-      </w:r>
-      <w:r>
-        <w:rPr>
-          <w:sz w:val="28"/>
-          <w:szCs w:val="28"/>
-        </w:rPr>
-        <w:t>Tình hình chấp hành pháp luật về thuế</w:t>
-      </w:r>
-      <w:r>
-        <w:rPr>
-          <w:sz w:val="28"/>
-          <w:szCs w:val="28"/>
-        </w:rPr>
-        <w:t xml:space="preserve"> năm</w:t>
-      </w:r>
-      <w:r>
-        <w:rPr>
-          <w:color w:val="FF0000"/>
-          <w:sz w:val="28"/>
-          <w:szCs w:val="28"/>
-        </w:rPr>
-        <w:t xml:space="preserve"> </w:t>
-      </w:r>
-      <w:r>
-        <w:rPr>
-          <w:color w:val="000000" w:themeColor="text1"/>
-          <w:sz w:val="28"/>
-          <w:szCs w:val="28"/>
-        </w:rPr>
-        <w:t>&lt;nam_ktra&gt;</w:t>
-      </w:r>
-      <w:r>
-        <w:rPr>
-          <w:color w:val="000000" w:themeColor="text1"/>
-          <w:sz w:val="28"/>
-          <w:szCs w:val="28"/>
-        </w:rPr>
-        <w:t>.</w:t>
-      </w:r>
-    </w:p>
-    <w:p>
-      <w:pPr>
-        <w:tabs>
-          <w:tab w:val="left" w:pos="1260"/>
-        </w:tabs>
-        <w:spacing w:line="264" w:lineRule="auto"/>
-        <w:ind w:firstLine="567"/>
-        <w:jc w:val="both"/>
-        <w:rPr>
-          <w:sz w:val="28"/>
-          <w:szCs w:val="28"/>
-        </w:rPr>
-      </w:pPr>
-      <w:r>
-        <w:rPr>
-          <w:sz w:val="28"/>
-          <w:szCs w:val="28"/>
-        </w:rPr>
-        <w:t xml:space="preserve">+ </w:t>
-      </w:r>
-      <w:r>
-        <w:rPr>
-          <w:sz w:val="28"/>
-          <w:szCs w:val="28"/>
-        </w:rPr>
-        <w:t>Tình hình quản lý, sử dụng hóa đơn</w:t>
-      </w:r>
-      <w:r>
-        <w:rPr>
-          <w:sz w:val="28"/>
-          <w:szCs w:val="28"/>
-        </w:rPr>
-        <w:t xml:space="preserve"> năm </w:t>
-      </w:r>
-      <w:r>
-        <w:rPr>
-          <w:sz w:val="28"/>
-          <w:szCs w:val="28"/>
-        </w:rPr>
-        <w:t>&lt;nam_ktra&gt;</w:t>
-      </w:r>
-      <w:r>
-        <w:rPr>
-          <w:color w:val="000000" w:themeColor="text1"/>
-          <w:sz w:val="28"/>
-          <w:szCs w:val="28"/>
-        </w:rPr>
-        <w:t>.</w:t>
-      </w:r>
-    </w:p>
-    <w:p>
-      <w:pPr>
-        <w:tabs>
-          <w:tab w:val="left" w:pos="1260"/>
-        </w:tabs>
-        <w:spacing w:line="264" w:lineRule="auto"/>
-        <w:ind w:firstLine="567"/>
-        <w:jc w:val="both"/>
-        <w:rPr>
-          <w:sz w:val="28"/>
-          <w:szCs w:val="28"/>
-        </w:rPr>
-      </w:pPr>
-      <w:r>
-        <w:rPr>
-          <w:sz w:val="28"/>
-          <w:szCs w:val="28"/>
-        </w:rPr>
-        <w:t xml:space="preserve">+ </w:t>
-      </w:r>
-      <w:r>
-        <w:rPr>
-          <w:sz w:val="28"/>
-          <w:szCs w:val="28"/>
-        </w:rPr>
-        <w:t>Tình hình trích nộp Bảo hiểm xã hội và Kinh phí công đoàn</w:t>
-      </w:r>
-      <w:r>
-        <w:rPr>
-          <w:sz w:val="28"/>
-          <w:szCs w:val="28"/>
-        </w:rPr>
-        <w:t xml:space="preserve"> năm</w:t>
-      </w:r>
-      <w:r>
-        <w:rPr>
-          <w:color w:val="FF0000"/>
-          <w:sz w:val="28"/>
-          <w:szCs w:val="28"/>
-        </w:rPr>
-        <w:t xml:space="preserve"> </w:t>
-      </w:r>
-      <w:r>
-        <w:rPr>
-          <w:sz w:val="28"/>
-          <w:szCs w:val="28"/>
-        </w:rPr>
-        <w:t>&lt;nam_ktra&gt;</w:t>
-      </w:r>
-      <w:r>
-        <w:rPr>
-          <w:sz w:val="28"/>
-          <w:szCs w:val="28"/>
-        </w:rPr>
-        <w:t>.</w:t>
+        <w:t>:</w:t>
       </w:r>
     </w:p>
     <w:p>
@@ -1001,77 +818,42 @@
           <w:color w:val="auto"/>
           <w:lang w:val="nl-NL"/>
         </w:rPr>
-        <w:t>Thành phần kiểm tra gồm có:</w:t>
+        <w:t xml:space="preserve">Kiểm tra </w:t>
       </w:r>
       <w:r>
         <w:rPr>
           <w:color w:val="auto"/>
-          <w:lang w:val="nl-NL"/>
-        </w:rPr>
-        <w:t xml:space="preserve"> &lt;sl_cb&gt;</w:t>
+        </w:rPr>
+        <w:t>tình hình chấp hành pháp luật thuế;</w:t>
       </w:r>
       <w:r>
         <w:rPr>
           <w:color w:val="auto"/>
           <w:lang w:val="nl-NL"/>
         </w:rPr>
-        <w:t xml:space="preserve"> công chức</w:t>
+        <w:t xml:space="preserve"> </w:t>
       </w:r>
       <w:r>
         <w:rPr>
           <w:color w:val="auto"/>
-          <w:lang w:val="nl-NL"/>
-        </w:rPr>
-        <w:t xml:space="preserve"> </w:t>
+        </w:rPr>
+        <w:t xml:space="preserve">tình hình quản lý và sử dụng hóa đơn; </w:t>
       </w:r>
       <w:r>
         <w:rPr>
           <w:color w:val="auto"/>
           <w:lang w:val="nl-NL"/>
         </w:rPr>
-        <w:t xml:space="preserve">Phòng </w:t>
+        <w:t xml:space="preserve">tình hình </w:t>
       </w:r>
       <w:r>
         <w:rPr>
           <w:color w:val="auto"/>
-          <w:lang w:val="nl-NL"/>
-        </w:rPr>
-        <w:t>Thanh tra – Kiểm tra</w:t>
-      </w:r>
-      <w:r>
-        <w:rPr>
-          <w:color w:val="auto"/>
-          <w:lang w:val="nl-NL"/>
-        </w:rPr>
-        <w:t xml:space="preserve"> </w:t>
-      </w:r>
-      <w:r>
-        <w:rPr>
-          <w:color w:val="auto"/>
-          <w:lang w:val="nl-NL"/>
-        </w:rPr>
-        <w:t>do</w:t>
-      </w:r>
-      <w:r>
-        <w:rPr>
-          <w:color w:val="auto"/>
-          <w:lang w:val="nl-NL"/>
-        </w:rPr>
-        <w:t xml:space="preserve"> &lt;cb_cv&gt;</w:t>
-      </w:r>
-      <w:r>
-        <w:rPr>
-          <w:color w:val="auto"/>
-          <w:lang w:val="nl-NL"/>
-        </w:rPr>
-        <w:t xml:space="preserve"> </w:t>
-      </w:r>
-      <w:r>
-        <w:rPr>
-          <w:color w:val="auto"/>
-          <w:lang w:val="nl-NL"/>
-        </w:rPr>
-        <w:t>làm trưởng đoàn.</w:t>
+        </w:rPr>
+        <w:t>trích nộp Bảo hiểm xã hội và Kinh phí công đoàn</w:t>
+      </w:r>
+      <w:r>
+        <w:t>.</w:t>
       </w:r>
     </w:p>
     <w:p>
@@ -1138,55 +920,97 @@
           <w:szCs w:val="28"/>
           <w:lang w:val="nl-NL"/>
         </w:rPr>
-        <w:t xml:space="preserve"> &lt;so_nam_ktra&gt;</w:t>
-      </w:r>
-      <w:r>
-        <w:rPr>
-          <w:sz w:val="28"/>
-          <w:szCs w:val="28"/>
-          <w:lang w:val="nl-NL"/>
-        </w:rPr>
-        <w:t xml:space="preserve"> năm</w:t>
-      </w:r>
-      <w:r>
-        <w:rPr>
-          <w:sz w:val="28"/>
-          <w:szCs w:val="28"/>
-          <w:lang w:val="nl-NL"/>
-        </w:rPr>
-        <w:t>,</w:t>
-      </w:r>
-      <w:r>
-        <w:rPr>
-          <w:sz w:val="28"/>
-          <w:szCs w:val="28"/>
-          <w:lang w:val="nl-NL"/>
-        </w:rPr>
-        <w:t xml:space="preserve"> năm</w:t>
-      </w:r>
-      <w:r>
-        <w:rPr>
-          <w:sz w:val="28"/>
-          <w:szCs w:val="28"/>
+        <w:t xml:space="preserve"> &lt;so_nam_ktra&gt; năm, năm </w:t>
+      </w:r>
+      <w:r>
+        <w:rPr>
+          <w:sz w:val="28"/>
+          <w:szCs w:val="28"/>
+          <w:lang w:val="nl-NL"/>
+        </w:rPr>
+        <w:t>&lt;nam_ktra&gt;</w:t>
+      </w:r>
+      <w:r>
+        <w:rPr>
+          <w:sz w:val="28"/>
+          <w:szCs w:val="28"/>
+          <w:lang w:val="nl-NL"/>
+        </w:rPr>
+        <w:t>.</w:t>
+      </w:r>
+    </w:p>
+    <w:p>
+      <w:pPr>
+        <w:pStyle w:val="BodyTextIndentTimesNewRoman"/>
+        <w:numPr>
+          <w:ilvl w:val="0"/>
+          <w:numId w:val="2"/>
+        </w:numPr>
+        <w:tabs>
+          <w:tab w:val="left" w:pos="851"/>
+        </w:tabs>
+        <w:spacing w:line="276" w:lineRule="auto"/>
+        <w:ind w:left="0" w:firstLine="567"/>
+        <w:rPr>
+          <w:color w:val="auto"/>
+          <w:lang w:val="nl-NL"/>
+        </w:rPr>
+      </w:pPr>
+      <w:r>
+        <w:rPr>
+          <w:color w:val="auto"/>
+          <w:lang w:val="nl-NL"/>
+        </w:rPr>
+        <w:t xml:space="preserve">Thành phần kiểm tra gồm có: &lt;sl_cb&gt; công chức </w:t>
+      </w:r>
+      <w:r>
+        <w:rPr>
+          <w:color w:val="auto"/>
+          <w:lang w:val="nl-NL"/>
+        </w:rPr>
+        <w:t xml:space="preserve">Phòng </w:t>
+      </w:r>
+      <w:r>
+        <w:rPr>
+          <w:color w:val="auto"/>
+          <w:lang w:val="nl-NL"/>
+        </w:rPr>
+        <w:t>Thanh tra – Kiểm tra</w:t>
+      </w:r>
+      <w:r>
+        <w:rPr>
+          <w:color w:val="auto"/>
+          <w:lang w:val="nl-NL"/>
+        </w:rPr>
+        <w:t xml:space="preserve"> số 4 </w:t>
+      </w:r>
+      <w:r>
+        <w:rPr>
+          <w:color w:val="auto"/>
+          <w:lang w:val="nl-NL"/>
+        </w:rPr>
+        <w:t>do</w:t>
+      </w:r>
+      <w:r>
+        <w:rPr>
+          <w:color w:val="auto"/>
+          <w:lang w:val="nl-NL"/>
+        </w:rPr>
+        <w:t xml:space="preserve"> &lt;cb_cv&gt;</w:t>
+      </w:r>
+      <w:r>
+        <w:rPr>
+          <w:color w:val="auto"/>
           <w:lang w:val="nl-NL"/>
         </w:rPr>
         <w:t xml:space="preserve"> </w:t>
       </w:r>
       <w:r>
         <w:rPr>
-          <w:sz w:val="28"/>
-          <w:szCs w:val="28"/>
-          <w:lang w:val="nl-NL"/>
-        </w:rPr>
-        <w:t>&lt;nam_ktra&gt;</w:t>
-      </w:r>
-      <w:r>
-        <w:rPr>
-          <w:sz w:val="28"/>
-          <w:szCs w:val="28"/>
-          <w:lang w:val="nl-NL"/>
-        </w:rPr>
-        <w:t>.</w:t>
+          <w:color w:val="auto"/>
+          <w:lang w:val="nl-NL"/>
+        </w:rPr>
+        <w:t>làm trưởng đoàn.</w:t>
       </w:r>
     </w:p>
     <w:p>
@@ -1246,7 +1070,23 @@
           <w:szCs w:val="28"/>
           <w:lang w:val="nl-NL"/>
         </w:rPr>
-        <w:t xml:space="preserve">ngày, dự kiến từ </w:t>
+        <w:t>ngày</w:t>
+      </w:r>
+      <w:r>
+        <w:rPr>
+          <w:sz w:val="28"/>
+          <w:szCs w:val="28"/>
+          <w:lang w:val="nl-NL"/>
+        </w:rPr>
+        <w:t xml:space="preserve"> làm việc</w:t>
+      </w:r>
+      <w:r>
+        <w:rPr>
+          <w:sz w:val="28"/>
+          <w:szCs w:val="28"/>
+          <w:lang w:val="nl-NL"/>
+        </w:rPr>
+        <w:t xml:space="preserve">, dự kiến từ </w:t>
       </w:r>
       <w:r>
         <w:rPr>
@@ -1322,6 +1162,14 @@
           <w:szCs w:val="28"/>
           <w:lang w:val="nl-NL"/>
         </w:rPr>
+        <w:t xml:space="preserve"> số 4</w:t>
+      </w:r>
+      <w:r>
+        <w:rPr>
+          <w:sz w:val="28"/>
+          <w:szCs w:val="28"/>
+          <w:lang w:val="nl-NL"/>
+        </w:rPr>
         <w:t xml:space="preserve"> </w:t>
       </w:r>
       <w:r>
@@ -1330,63 +1178,39 @@
           <w:szCs w:val="28"/>
           <w:lang w:val="nl-NL"/>
         </w:rPr>
-        <w:t>trình</w:t>
-      </w:r>
-      <w:r>
-        <w:rPr>
-          <w:sz w:val="28"/>
-          <w:szCs w:val="28"/>
-          <w:lang w:val="nl-NL"/>
-        </w:rPr>
-        <w:t xml:space="preserve"> </w:t>
-      </w:r>
-      <w:r>
-        <w:rPr>
-          <w:sz w:val="28"/>
-          <w:szCs w:val="28"/>
-          <w:lang w:val="nl-NL"/>
-        </w:rPr>
-        <w:t xml:space="preserve">Lãnh đạo Cục Thuế xem xét </w:t>
-      </w:r>
-      <w:r>
-        <w:rPr>
-          <w:sz w:val="28"/>
-          <w:szCs w:val="28"/>
-          <w:lang w:val="nl-NL"/>
-        </w:rPr>
-        <w:t>ban hành</w:t>
-      </w:r>
-      <w:r>
-        <w:rPr>
-          <w:sz w:val="28"/>
-          <w:szCs w:val="28"/>
-          <w:lang w:val="nl-NL"/>
-        </w:rPr>
-        <w:t xml:space="preserve"> Quyết định </w:t>
-      </w:r>
-      <w:r>
-        <w:rPr>
-          <w:sz w:val="28"/>
-          <w:szCs w:val="28"/>
-          <w:lang w:val="nl-NL"/>
-        </w:rPr>
-        <w:t>kiểm tra</w:t>
-      </w:r>
-      <w:r>
-        <w:rPr>
-          <w:sz w:val="28"/>
-          <w:szCs w:val="28"/>
-          <w:lang w:val="nl-NL"/>
-        </w:rPr>
-        <w:t xml:space="preserve"> thuế</w:t>
-      </w:r>
-      <w:r>
-        <w:rPr>
-          <w:sz w:val="28"/>
-          <w:szCs w:val="28"/>
-          <w:lang w:val="nl-NL"/>
-        </w:rPr>
-        <w:t xml:space="preserve"> &lt;ten_dv&gt;</w:t>
+        <w:t xml:space="preserve">xin ý kiến chỉ đạo của </w:t>
+      </w:r>
+      <w:r>
+        <w:rPr>
+          <w:sz w:val="28"/>
+          <w:szCs w:val="28"/>
+          <w:lang w:val="nl-NL"/>
+        </w:rPr>
+        <w:t xml:space="preserve">Lãnh đạo </w:t>
+      </w:r>
+      <w:r>
+        <w:rPr>
+          <w:sz w:val="28"/>
+          <w:szCs w:val="28"/>
+          <w:lang w:val="nl-NL"/>
+        </w:rPr>
+        <w:t>Chi c</w:t>
+      </w:r>
+      <w:r>
+        <w:rPr>
+          <w:sz w:val="28"/>
+          <w:szCs w:val="28"/>
+          <w:lang w:val="nl-NL"/>
+        </w:rPr>
+        <w:t xml:space="preserve">ục Thuế </w:t>
+      </w:r>
+      <w:r>
+        <w:rPr>
+          <w:sz w:val="28"/>
+          <w:szCs w:val="28"/>
+          <w:lang w:val="nl-NL"/>
+        </w:rPr>
+        <w:t>khu vực XI để triển khai</w:t>
       </w:r>
       <w:r>
         <w:rPr>
@@ -1446,7 +1270,43 @@
           <w:sz w:val="28"/>
           <w:lang w:val="nl-NL"/>
         </w:rPr>
-        <w:t xml:space="preserve">       Ý KIẾN LÃNH ĐẠO CỤC </w:t>
+        <w:t xml:space="preserve">       </w:t>
+      </w:r>
+      <w:r>
+        <w:rPr>
+          <w:b/>
+          <w:spacing w:val="-20"/>
+          <w:sz w:val="28"/>
+          <w:lang w:val="nl-NL"/>
+        </w:rPr>
+        <w:t>Ý KIẾN LÃNH ĐẠO</w:t>
+      </w:r>
+      <w:r>
+        <w:rPr>
+          <w:b/>
+          <w:spacing w:val="-20"/>
+          <w:sz w:val="28"/>
+          <w:lang w:val="nl-NL"/>
+        </w:rPr>
+        <w:t xml:space="preserve"> CHI</w:t>
+      </w:r>
+      <w:r>
+        <w:rPr>
+          <w:b/>
+          <w:spacing w:val="-20"/>
+          <w:sz w:val="28"/>
+          <w:lang w:val="nl-NL"/>
+        </w:rPr>
+        <w:t xml:space="preserve"> CỤC </w:t>
+      </w:r>
+      <w:r>
+        <w:rPr>
+          <w:b/>
+          <w:spacing w:val="-20"/>
+          <w:sz w:val="28"/>
+          <w:lang w:val="nl-NL"/>
+        </w:rPr>
+        <w:t>THUẾ</w:t>
       </w:r>
       <w:r>
         <w:rPr>
@@ -1563,7 +1423,7 @@
 </file>
 
 <file path=word/numbering.xml><?xml version="1.0" encoding="utf-8"?>
-<w:numbering xmlns:wpc="http://schemas.microsoft.com/office/word/2010/wordprocessingCanvas" xmlns:cx="http://schemas.microsoft.com/office/drawing/2014/chartex" xmlns:cx1="http://schemas.microsoft.com/office/drawing/2015/9/8/chartex" xmlns:cx2="http://schemas.microsoft.com/office/drawing/2015/10/21/chartex" xmlns:cx3="http://schemas.microsoft.com/office/drawing/2016/5/9/chartex" xmlns:cx4="http://schemas.microsoft.com/office/drawing/2016/5/10/chartex" xmlns:cx5="http://schemas.microsoft.com/office/drawing/2016/5/11/chartex" xmlns:cx6="http://schemas.microsoft.com/office/drawing/2016/5/12/chartex" xmlns:cx7="http://schemas.microsoft.com/office/drawing/2016/5/13/chartex" xmlns:cx8="http://schemas.microsoft.com/office/drawing/2016/5/14/chartex" xmlns:mc="http://schemas.openxmlformats.org/markup-compatibility/2006" xmlns:aink="http://schemas.microsoft.com/office/drawing/2016/ink" xmlns:am3d="http://schemas.microsoft.com/office/drawing/2017/model3d" xmlns:o="urn:schemas-microsoft-com:office:office" xmlns:r="http://schemas.openxmlformats.org/officeDocument/2006/relationships" xmlns:m="http://schemas.openxmlformats.org/officeDocument/2006/math" xmlns:v="urn:schemas-microsoft-com:vml" xmlns:wp14="http://schemas.microsoft.com/office/word/2010/wordprocessingDrawing" xmlns:wp="http://schemas.openxmlformats.org/drawingml/2006/wordprocessingDrawing" xmlns:w10="urn:schemas-microsoft-com:office:word" xmlns:w="http://schemas.openxmlformats.org/wordprocessingml/2006/main" xmlns:w14="http://schemas.microsoft.com/office/word/2010/wordml" xmlns:w15="http://schemas.microsoft.com/office/word/2012/wordml" xmlns:w16cex="http://schemas.microsoft.com/office/word/2018/wordml/cex" xmlns:w16cid="http://schemas.microsoft.com/office/word/2016/wordml/cid" xmlns:w16="http://schemas.microsoft.com/office/word/2018/wordml" xmlns:w16sdtdh="http://schemas.microsoft.com/office/word/2020/wordml/sdtdatahash" xmlns:w16se="http://schemas.microsoft.com/office/word/2015/wordml/symex" xmlns:wpg="http://schemas.microsoft.com/office/word/2010/wordprocessingGroup" xmlns:wpi="http://schemas.microsoft.com/office/word/2010/wordprocessingInk" xmlns:wne="http://schemas.microsoft.com/office/word/2006/wordml" xmlns:wps="http://schemas.microsoft.com/office/word/2010/wordprocessingShape" mc:Ignorable="w14 w15 w16se w16cid w16 w16cex w16sdtdh wp14">
+<w:numbering xmlns:wpc="http://schemas.microsoft.com/office/word/2010/wordprocessingCanvas" xmlns:cx="http://schemas.microsoft.com/office/drawing/2014/chartex" xmlns:cx1="http://schemas.microsoft.com/office/drawing/2015/9/8/chartex" xmlns:cx2="http://schemas.microsoft.com/office/drawing/2015/10/21/chartex" xmlns:cx3="http://schemas.microsoft.com/office/drawing/2016/5/9/chartex" xmlns:cx4="http://schemas.microsoft.com/office/drawing/2016/5/10/chartex" xmlns:cx5="http://schemas.microsoft.com/office/drawing/2016/5/11/chartex" xmlns:cx6="http://schemas.microsoft.com/office/drawing/2016/5/12/chartex" xmlns:cx7="http://schemas.microsoft.com/office/drawing/2016/5/13/chartex" xmlns:cx8="http://schemas.microsoft.com/office/drawing/2016/5/14/chartex" xmlns:mc="http://schemas.openxmlformats.org/markup-compatibility/2006" xmlns:aink="http://schemas.microsoft.com/office/drawing/2016/ink" xmlns:am3d="http://schemas.microsoft.com/office/drawing/2017/model3d" xmlns:o="urn:schemas-microsoft-com:office:office" xmlns:oel="http://schemas.microsoft.com/office/2019/extlst" xmlns:r="http://schemas.openxmlformats.org/officeDocument/2006/relationships" xmlns:m="http://schemas.openxmlformats.org/officeDocument/2006/math" xmlns:v="urn:schemas-microsoft-com:vml" xmlns:wp14="http://schemas.microsoft.com/office/word/2010/wordprocessingDrawing" xmlns:wp="http://schemas.openxmlformats.org/drawingml/2006/wordprocessingDrawing" xmlns:w10="urn:schemas-microsoft-com:office:word" xmlns:w="http://schemas.openxmlformats.org/wordprocessingml/2006/main" xmlns:w14="http://schemas.microsoft.com/office/word/2010/wordml" xmlns:w15="http://schemas.microsoft.com/office/word/2012/wordml" xmlns:w16cex="http://schemas.microsoft.com/office/word/2018/wordml/cex" xmlns:w16cid="http://schemas.microsoft.com/office/word/2016/wordml/cid" xmlns:w16="http://schemas.microsoft.com/office/word/2018/wordml" xmlns:w16du="http://schemas.microsoft.com/office/word/2023/wordml/word16du" xmlns:w16sdtdh="http://schemas.microsoft.com/office/word/2020/wordml/sdtdatahash" xmlns:w16sdtfl="http://schemas.microsoft.com/office/word/2024/wordml/sdtformatlock" xmlns:w16se="http://schemas.microsoft.com/office/word/2015/wordml/symex" xmlns:wpg="http://schemas.microsoft.com/office/word/2010/wordprocessingGroup" xmlns:wpi="http://schemas.microsoft.com/office/word/2010/wordprocessingInk" xmlns:wne="http://schemas.microsoft.com/office/word/2006/wordml" xmlns:wps="http://schemas.microsoft.com/office/word/2010/wordprocessingShape" mc:Ignorable="w14 w15 w16se w16cid w16 w16cex w16sdtdh w16sdtfl w16du wp14">
   <w:abstractNum w:abstractNumId="0" w15:restartNumberingAfterBreak="0">
     <w:nsid w:val="18203035"/>
     <w:multiLevelType w:val="hybridMultilevel"/>
@@ -2014,26 +1874,35 @@
       </w:rPr>
     </w:lvl>
   </w:abstractNum>
-  <w:num w:numId="1">
+  <w:num w:numId="1" w16cid:durableId="598178666">
     <w:abstractNumId w:val="0"/>
   </w:num>
-  <w:num w:numId="2">
+  <w:num w:numId="2" w16cid:durableId="2084833043">
     <w:abstractNumId w:val="3"/>
   </w:num>
-  <w:num w:numId="3">
+  <w:num w:numId="3" w16cid:durableId="633945792">
     <w:abstractNumId w:val="1"/>
   </w:num>
-  <w:num w:numId="4">
+  <w:num w:numId="4" w16cid:durableId="454952111">
     <w:abstractNumId w:val="2"/>
   </w:num>
 </w:numbering>
 </file>
 
 <file path=word/recipientData.xml><?xml version="1.0" encoding="utf-8"?>
-<wne:recipients xmlns:wpc="http://schemas.microsoft.com/office/word/2010/wordprocessingCanvas" xmlns:cx="http://schemas.microsoft.com/office/drawing/2014/chartex" xmlns:cx1="http://schemas.microsoft.com/office/drawing/2015/9/8/chartex" xmlns:cx2="http://schemas.microsoft.com/office/drawing/2015/10/21/chartex" xmlns:cx3="http://schemas.microsoft.com/office/drawing/2016/5/9/chartex" xmlns:cx4="http://schemas.microsoft.com/office/drawing/2016/5/10/chartex" xmlns:cx5="http://schemas.microsoft.com/office/drawing/2016/5/11/chartex" xmlns:cx6="http://schemas.microsoft.com/office/drawing/2016/5/12/chartex" xmlns:cx7="http://schemas.microsoft.com/office/drawing/2016/5/13/chartex" xmlns:cx8="http://schemas.microsoft.com/office/drawing/2016/5/14/chartex" xmlns:mc="http://schemas.openxmlformats.org/markup-compatibility/2006" xmlns:aink="http://schemas.microsoft.com/office/drawing/2016/ink" xmlns:am3d="http://schemas.microsoft.com/office/drawing/2017/model3d" xmlns:o="urn:schemas-microsoft-com:office:office" xmlns:r="http://schemas.openxmlformats.org/officeDocument/2006/relationships" xmlns:m="http://schemas.openxmlformats.org/officeDocument/2006/math" xmlns:v="urn:schemas-microsoft-com:vml" xmlns:wp14="http://schemas.microsoft.com/office/word/2010/wordprocessingDrawing" xmlns:wp="http://schemas.openxmlformats.org/drawingml/2006/wordprocessingDrawing" xmlns:w10="urn:schemas-microsoft-com:office:word" xmlns:w="http://schemas.openxmlformats.org/wordprocessingml/2006/main" xmlns:w14="http://schemas.microsoft.com/office/word/2010/wordml" xmlns:w15="http://schemas.microsoft.com/office/word/2012/wordml" xmlns:w16cex="http://schemas.microsoft.com/office/word/2018/wordml/cex" xmlns:w16cid="http://schemas.microsoft.com/office/word/2016/wordml/cid" xmlns:w16="http://schemas.microsoft.com/office/word/2018/wordml" xmlns:w16sdtdh="http://schemas.microsoft.com/office/word/2020/wordml/sdtdatahash" xmlns:w16se="http://schemas.microsoft.com/office/word/2015/wordml/symex" xmlns:wpg="http://schemas.microsoft.com/office/word/2010/wordprocessingGroup" xmlns:wpi="http://schemas.microsoft.com/office/word/2010/wordprocessingInk" xmlns:wne="http://schemas.microsoft.com/office/word/2006/wordml" xmlns:wps="http://schemas.microsoft.com/office/word/2010/wordprocessingShape" mc:Ignorable="w14 w15 w16se w16cid w16 w16cex w16sdtdh wp14">
+<wne:recipients xmlns:wpc="http://schemas.microsoft.com/office/word/2010/wordprocessingCanvas" xmlns:cx="http://schemas.microsoft.com/office/drawing/2014/chartex" xmlns:cx1="http://schemas.microsoft.com/office/drawing/2015/9/8/chartex" xmlns:cx2="http://schemas.microsoft.com/office/drawing/2015/10/21/chartex" xmlns:cx3="http://schemas.microsoft.com/office/drawing/2016/5/9/chartex" xmlns:cx4="http://schemas.microsoft.com/office/drawing/2016/5/10/chartex" xmlns:cx5="http://schemas.microsoft.com/office/drawing/2016/5/11/chartex" xmlns:cx6="http://schemas.microsoft.com/office/drawing/2016/5/12/chartex" xmlns:cx7="http://schemas.microsoft.com/office/drawing/2016/5/13/chartex" xmlns:cx8="http://schemas.microsoft.com/office/drawing/2016/5/14/chartex" xmlns:mc="http://schemas.openxmlformats.org/markup-compatibility/2006" xmlns:aink="http://schemas.microsoft.com/office/drawing/2016/ink" xmlns:am3d="http://schemas.microsoft.com/office/drawing/2017/model3d" xmlns:o="urn:schemas-microsoft-com:office:office" xmlns:oel="http://schemas.microsoft.com/office/2019/extlst" xmlns:r="http://schemas.openxmlformats.org/officeDocument/2006/relationships" xmlns:m="http://schemas.openxmlformats.org/officeDocument/2006/math" xmlns:v="urn:schemas-microsoft-com:vml" xmlns:wp14="http://schemas.microsoft.com/office/word/2010/wordprocessingDrawing" xmlns:wp="http://schemas.openxmlformats.org/drawingml/2006/wordprocessingDrawing" xmlns:w10="urn:schemas-microsoft-com:office:word" xmlns:w="http://schemas.openxmlformats.org/wordprocessingml/2006/main" xmlns:w14="http://schemas.microsoft.com/office/word/2010/wordml" xmlns:w15="http://schemas.microsoft.com/office/word/2012/wordml" xmlns:w16cex="http://schemas.microsoft.com/office/word/2018/wordml/cex" xmlns:w16cid="http://schemas.microsoft.com/office/word/2016/wordml/cid" xmlns:w16="http://schemas.microsoft.com/office/word/2018/wordml" xmlns:w16du="http://schemas.microsoft.com/office/word/2023/wordml/word16du" xmlns:w16sdtdh="http://schemas.microsoft.com/office/word/2020/wordml/sdtdatahash" xmlns:w16sdtfl="http://schemas.microsoft.com/office/word/2024/wordml/sdtformatlock" xmlns:w16se="http://schemas.microsoft.com/office/word/2015/wordml/symex" xmlns:wpg="http://schemas.microsoft.com/office/word/2010/wordprocessingGroup" xmlns:wpi="http://schemas.microsoft.com/office/word/2010/wordprocessingInk" xmlns:wne="http://schemas.microsoft.com/office/word/2006/wordml" xmlns:wps="http://schemas.microsoft.com/office/word/2010/wordprocessingShape" mc:Ignorable="w14 w15 w16se w16cid w16 w16cex w16sdtdh w16sdtfl w16du wp14">
   <wne:recipientData>
     <wne:active wne:val="1"/>
     <wne:hash wne:val="83743369"/>
+  </wne:recipientData>
+  <wne:recipientData>
+    <wne:active wne:val="1"/>
+  </wne:recipientData>
+  <wne:recipientData>
+    <wne:active wne:val="1"/>
+  </wne:recipientData>
+  <wne:recipientData>
+    <wne:active wne:val="1"/>
   </wne:recipientData>
   <wne:recipientData>
     <wne:active wne:val="1"/>
@@ -2120,7 +1989,7 @@
 </file>
 
 <file path=word/styles.xml><?xml version="1.0" encoding="utf-8"?>
-<w:styles xmlns:mc="http://schemas.openxmlformats.org/markup-compatibility/2006" xmlns:r="http://schemas.openxmlformats.org/officeDocument/2006/relationships" xmlns:w="http://schemas.openxmlformats.org/wordprocessingml/2006/main" xmlns:w14="http://schemas.microsoft.com/office/word/2010/wordml" xmlns:w15="http://schemas.microsoft.com/office/word/2012/wordml" xmlns:w16cex="http://schemas.microsoft.com/office/word/2018/wordml/cex" xmlns:w16cid="http://schemas.microsoft.com/office/word/2016/wordml/cid" xmlns:w16="http://schemas.microsoft.com/office/word/2018/wordml" xmlns:w16sdtdh="http://schemas.microsoft.com/office/word/2020/wordml/sdtdatahash" xmlns:w16se="http://schemas.microsoft.com/office/word/2015/wordml/symex" mc:Ignorable="w14 w15 w16se w16cid w16 w16cex w16sdtdh">
+<w:styles xmlns:mc="http://schemas.openxmlformats.org/markup-compatibility/2006" xmlns:r="http://schemas.openxmlformats.org/officeDocument/2006/relationships" xmlns:w="http://schemas.openxmlformats.org/wordprocessingml/2006/main" xmlns:w14="http://schemas.microsoft.com/office/word/2010/wordml" xmlns:w15="http://schemas.microsoft.com/office/word/2012/wordml" xmlns:w16cex="http://schemas.microsoft.com/office/word/2018/wordml/cex" xmlns:w16cid="http://schemas.microsoft.com/office/word/2016/wordml/cid" xmlns:w16="http://schemas.microsoft.com/office/word/2018/wordml" xmlns:w16du="http://schemas.microsoft.com/office/word/2023/wordml/word16du" xmlns:w16sdtdh="http://schemas.microsoft.com/office/word/2020/wordml/sdtdatahash" xmlns:w16sdtfl="http://schemas.microsoft.com/office/word/2024/wordml/sdtformatlock" xmlns:w16se="http://schemas.microsoft.com/office/word/2015/wordml/symex" mc:Ignorable="w14 w15 w16se w16cid w16 w16cex w16sdtdh w16sdtfl w16du">
   <w:docDefaults>
     <w:rPrDefault>
       <w:rPr>

--- a/static/media/1.to_trinh_ktr.docx
+++ b/static/media/1.to_trinh_ktr.docx
@@ -415,15 +415,23 @@
           <w:sz w:val="28"/>
           <w:szCs w:val="28"/>
         </w:rPr>
-        <w:t xml:space="preserve">Về việc ban hành Quyết định </w:t>
-      </w:r>
-      <w:r>
-        <w:rPr>
-          <w:b/>
-          <w:sz w:val="28"/>
-          <w:szCs w:val="28"/>
-        </w:rPr>
-        <w:t>kiểm tra</w:t>
+        <w:t xml:space="preserve">Về việc </w:t>
+      </w:r>
+      <w:r>
+        <w:rPr>
+          <w:b/>
+          <w:sz w:val="28"/>
+          <w:szCs w:val="28"/>
+        </w:rPr>
+        <w:t xml:space="preserve">ban hành Quyết định </w:t>
+      </w:r>
+      <w:r>
+        <w:rPr>
+          <w:b/>
+          <w:sz w:val="28"/>
+          <w:szCs w:val="28"/>
+        </w:rPr>
+        <w:t>thanh tra</w:t>
       </w:r>
       <w:r>
         <w:rPr>
@@ -1894,6 +1902,12 @@
   <wne:recipientData>
     <wne:active wne:val="1"/>
     <wne:hash wne:val="83743369"/>
+  </wne:recipientData>
+  <wne:recipientData>
+    <wne:active wne:val="1"/>
+  </wne:recipientData>
+  <wne:recipientData>
+    <wne:active wne:val="1"/>
   </wne:recipientData>
   <wne:recipientData>
     <wne:active wne:val="1"/>

--- a/static/media/1.to_trinh_ktr.docx
+++ b/static/media/1.to_trinh_ktr.docx
@@ -55,7 +55,6 @@
           <w:tab w:val="center" w:pos="1560"/>
           <w:tab w:val="center" w:pos="6804"/>
         </w:tabs>
-        <w:spacing w:line="276" w:lineRule="auto"/>
         <w:ind w:left="-851"/>
         <w:rPr>
           <w:b/>
@@ -72,83 +71,7 @@
         <mc:AlternateContent>
           <mc:Choice Requires="wps">
             <w:drawing>
-              <wp:anchor distT="0" distB="0" distL="114300" distR="114300" simplePos="0" relativeHeight="251660800" behindDoc="0" locked="0" layoutInCell="1" allowOverlap="1" wp14:anchorId="034436F7" wp14:editId="1EF32897">
-                <wp:simplePos x="0" y="0"/>
-                <wp:positionH relativeFrom="column">
-                  <wp:posOffset>3692169</wp:posOffset>
-                </wp:positionH>
-                <wp:positionV relativeFrom="paragraph">
-                  <wp:posOffset>221615</wp:posOffset>
-                </wp:positionV>
-                <wp:extent cx="1338773" cy="0"/>
-                <wp:effectExtent l="0" t="0" r="0" b="0"/>
-                <wp:wrapNone/>
-                <wp:docPr id="206916596" name="Line 2"/>
-                <wp:cNvGraphicFramePr>
-                  <a:graphicFrameLocks xmlns:a="http://schemas.openxmlformats.org/drawingml/2006/main"/>
-                </wp:cNvGraphicFramePr>
-                <a:graphic xmlns:a="http://schemas.openxmlformats.org/drawingml/2006/main">
-                  <a:graphicData uri="http://schemas.microsoft.com/office/word/2010/wordprocessingShape">
-                    <wps:wsp>
-                      <wps:cNvCnPr>
-                        <a:cxnSpLocks noChangeShapeType="1"/>
-                      </wps:cNvCnPr>
-                      <wps:spPr bwMode="auto">
-                        <a:xfrm>
-                          <a:off x="0" y="0"/>
-                          <a:ext cx="1338773" cy="0"/>
-                        </a:xfrm>
-                        <a:prstGeom prst="line">
-                          <a:avLst/>
-                        </a:prstGeom>
-                        <a:noFill/>
-                        <a:ln w="9525">
-                          <a:solidFill>
-                            <a:srgbClr val="000000"/>
-                          </a:solidFill>
-                          <a:round/>
-                          <a:headEnd/>
-                          <a:tailEnd/>
-                        </a:ln>
-                        <a:extLst>
-                          <a:ext uri="{909E8E84-426E-40DD-AFC4-6F175D3DCCD1}">
-                            <a14:hiddenFill xmlns:a14="http://schemas.microsoft.com/office/drawing/2010/main">
-                              <a:noFill/>
-                            </a14:hiddenFill>
-                          </a:ext>
-                        </a:extLst>
-                      </wps:spPr>
-                      <wps:bodyPr/>
-                    </wps:wsp>
-                  </a:graphicData>
-                </a:graphic>
-                <wp14:sizeRelH relativeFrom="page">
-                  <wp14:pctWidth>0</wp14:pctWidth>
-                </wp14:sizeRelH>
-                <wp14:sizeRelV relativeFrom="page">
-                  <wp14:pctHeight>0</wp14:pctHeight>
-                </wp14:sizeRelV>
-              </wp:anchor>
-            </w:drawing>
-          </mc:Choice>
-          <mc:Fallback>
-            <w:pict>
-              <v:line w14:anchorId="34EAFC8E" id="Line 2" o:spid="_x0000_s1026" style="position:absolute;z-index:251660800;visibility:visible;mso-wrap-style:square;mso-width-percent:0;mso-height-percent:0;mso-wrap-distance-left:9pt;mso-wrap-distance-top:0;mso-wrap-distance-right:9pt;mso-wrap-distance-bottom:0;mso-position-horizontal:absolute;mso-position-horizontal-relative:text;mso-position-vertical:absolute;mso-position-vertical-relative:text;mso-width-percent:0;mso-height-percent:0;mso-width-relative:page;mso-height-relative:page" from="290.7pt,17.45pt" to="396.1pt,17.45pt" o:gfxdata="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"/>
-            </w:pict>
-          </mc:Fallback>
-        </mc:AlternateContent>
-      </w:r>
-      <w:r>
-        <w:rPr>
-          <w:noProof/>
-          <w:sz w:val="18"/>
-          <w:szCs w:val="18"/>
-          <w:lang w:val="en-GB" w:eastAsia="en-GB"/>
-        </w:rPr>
-        <mc:AlternateContent>
-          <mc:Choice Requires="wps">
-            <w:drawing>
-              <wp:anchor distT="0" distB="0" distL="114300" distR="114300" simplePos="0" relativeHeight="251656704" behindDoc="0" locked="0" layoutInCell="1" allowOverlap="1" wp14:anchorId="32A02EDD" wp14:editId="7BED45A7">
+              <wp:anchor distT="0" distB="0" distL="114300" distR="114300" simplePos="0" relativeHeight="251656704" behindDoc="0" locked="0" layoutInCell="1" allowOverlap="1" wp14:anchorId="32A02EDD" wp14:editId="13894F8A">
                 <wp:simplePos x="0" y="0"/>
                 <wp:positionH relativeFrom="column">
                   <wp:posOffset>505460</wp:posOffset>
@@ -209,7 +132,7 @@
           </mc:Choice>
           <mc:Fallback>
             <w:pict>
-              <v:line w14:anchorId="5149F548" id="Line 2" o:spid="_x0000_s1026" style="position:absolute;z-index:251656704;visibility:visible;mso-wrap-style:square;mso-width-percent:0;mso-height-percent:0;mso-wrap-distance-left:9pt;mso-wrap-distance-top:0;mso-wrap-distance-right:9pt;mso-wrap-distance-bottom:0;mso-position-horizontal:absolute;mso-position-horizontal-relative:text;mso-position-vertical:absolute;mso-position-vertical-relative:text;mso-width-percent:0;mso-height-percent:0;mso-width-relative:page;mso-height-relative:page" from="39.8pt,17.45pt" to="111.8pt,17.45pt" o:gfxdata="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"/>
+              <v:line w14:anchorId="31C027EE" id="Line 2" o:spid="_x0000_s1026" style="position:absolute;z-index:251656704;visibility:visible;mso-wrap-style:square;mso-width-percent:0;mso-height-percent:0;mso-wrap-distance-left:9pt;mso-wrap-distance-top:0;mso-wrap-distance-right:9pt;mso-wrap-distance-bottom:0;mso-position-horizontal:absolute;mso-position-horizontal-relative:text;mso-position-vertical:absolute;mso-position-vertical-relative:text;mso-width-percent:0;mso-height-percent:0;mso-width-relative:page;mso-height-relative:page" from="39.8pt,17.45pt" to="111.8pt,17.45pt" o:gfxdata="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"/>
             </w:pict>
           </mc:Fallback>
         </mc:AlternateContent>
@@ -231,28 +154,28 @@
       <w:r>
         <w:rPr>
           <w:b/>
-          <w:szCs w:val="28"/>
+          <w:sz w:val="26"/>
         </w:rPr>
         <w:t xml:space="preserve">PHÒNG </w:t>
       </w:r>
       <w:r>
         <w:rPr>
           <w:b/>
-          <w:szCs w:val="28"/>
+          <w:sz w:val="26"/>
         </w:rPr>
         <w:t>KIỂM TRA</w:t>
       </w:r>
       <w:r>
         <w:rPr>
           <w:b/>
-          <w:szCs w:val="28"/>
+          <w:sz w:val="26"/>
         </w:rPr>
         <w:t xml:space="preserve"> SỐ </w:t>
       </w:r>
       <w:r>
         <w:rPr>
           <w:b/>
-          <w:szCs w:val="28"/>
+          <w:sz w:val="26"/>
         </w:rPr>
         <w:t>2</w:t>
       </w:r>
@@ -282,133 +205,54 @@
           <w:b/>
           <w:szCs w:val="28"/>
         </w:rPr>
-        <w:t>Độc lập - Tự do - Hạnh phúc</w:t>
+        <w:t>Độc lập</w:t>
+      </w:r>
+      <w:r>
+        <w:rPr>
+          <w:b/>
+          <w:szCs w:val="28"/>
+        </w:rPr>
+        <w:t xml:space="preserve"> -</w:t>
+      </w:r>
+      <w:r>
+        <w:rPr>
+          <w:b/>
+          <w:szCs w:val="28"/>
+        </w:rPr>
+        <w:t xml:space="preserve"> Tự do - Hạnh phúc</w:t>
       </w:r>
     </w:p>
     <w:p>
       <w:pPr>
-        <w:tabs>
-          <w:tab w:val="center" w:pos="1674"/>
-          <w:tab w:val="center" w:pos="6510"/>
-        </w:tabs>
-        <w:spacing w:line="276" w:lineRule="auto"/>
-        <w:ind w:firstLine="434"/>
-        <w:rPr>
+        <w:spacing w:before="120"/>
+        <w:jc w:val="right"/>
+        <w:rPr>
+          <w:i/>
+          <w:szCs w:val="28"/>
+        </w:rPr>
+      </w:pPr>
+      <w:r>
+        <w:rPr>
+          <w:noProof/>
           <w:sz w:val="18"/>
           <w:szCs w:val="18"/>
-        </w:rPr>
-      </w:pPr>
-    </w:p>
-    <w:p>
-      <w:pPr>
-        <w:spacing w:line="276" w:lineRule="auto"/>
-        <w:jc w:val="right"/>
-        <w:rPr>
-          <w:i/>
-          <w:szCs w:val="28"/>
-        </w:rPr>
-      </w:pPr>
-      <w:r>
-        <w:rPr>
-          <w:i/>
-          <w:szCs w:val="28"/>
-        </w:rPr>
-        <w:t>Quảng Trị</w:t>
-      </w:r>
-      <w:r>
-        <w:rPr>
-          <w:i/>
-          <w:szCs w:val="28"/>
-        </w:rPr>
-        <w:t>,</w:t>
-      </w:r>
-      <w:r>
-        <w:rPr>
-          <w:i/>
-          <w:szCs w:val="28"/>
-        </w:rPr>
-        <w:t xml:space="preserve"> </w:t>
-      </w:r>
-      <w:r>
-        <w:rPr>
-          <w:i/>
-          <w:szCs w:val="28"/>
-        </w:rPr>
-        <w:t>&lt;trinh_ky&gt;</w:t>
-      </w:r>
-    </w:p>
-    <w:p>
-      <w:pPr>
-        <w:spacing w:before="120"/>
-        <w:jc w:val="center"/>
-        <w:rPr>
-          <w:b/>
-          <w:szCs w:val="28"/>
-        </w:rPr>
-      </w:pPr>
-      <w:r>
-        <w:rPr>
-          <w:b/>
-          <w:szCs w:val="28"/>
-        </w:rPr>
-        <w:t>TỜ TRÌNH</w:t>
-      </w:r>
-    </w:p>
-    <w:p>
-      <w:pPr>
-        <w:spacing w:line="276" w:lineRule="auto"/>
-        <w:jc w:val="center"/>
-        <w:rPr>
-          <w:b/>
-          <w:szCs w:val="28"/>
-        </w:rPr>
-      </w:pPr>
-      <w:r>
-        <w:rPr>
-          <w:b/>
-          <w:szCs w:val="28"/>
-        </w:rPr>
-        <w:t xml:space="preserve">Về việc </w:t>
-      </w:r>
-      <w:r>
-        <w:rPr>
-          <w:b/>
-          <w:szCs w:val="28"/>
-        </w:rPr>
-        <w:t>kiểm tra tại trụ sở người nộp thuế</w:t>
-      </w:r>
-    </w:p>
-    <w:p>
-      <w:pPr>
-        <w:spacing w:line="276" w:lineRule="auto"/>
-        <w:jc w:val="center"/>
-        <w:rPr>
-          <w:sz w:val="10"/>
-          <w:szCs w:val="28"/>
-        </w:rPr>
-      </w:pPr>
-      <w:r>
-        <w:rPr>
-          <w:b/>
-          <w:noProof/>
-          <w:szCs w:val="28"/>
           <w:lang w:val="en-GB" w:eastAsia="en-GB"/>
         </w:rPr>
         <mc:AlternateContent>
           <mc:Choice Requires="wps">
             <w:drawing>
-              <wp:anchor distT="0" distB="0" distL="114300" distR="114300" simplePos="0" relativeHeight="251658752" behindDoc="0" locked="0" layoutInCell="1" allowOverlap="1" wp14:anchorId="2149138F" wp14:editId="77ED49B3">
+              <wp:anchor distT="0" distB="0" distL="114300" distR="114300" simplePos="0" relativeHeight="251660800" behindDoc="0" locked="0" layoutInCell="1" allowOverlap="1" wp14:anchorId="034436F7" wp14:editId="05F0770A">
                 <wp:simplePos x="0" y="0"/>
                 <wp:positionH relativeFrom="column">
-                  <wp:posOffset>2450465</wp:posOffset>
+                  <wp:posOffset>3550952</wp:posOffset>
                 </wp:positionH>
                 <wp:positionV relativeFrom="paragraph">
-                  <wp:posOffset>15875</wp:posOffset>
+                  <wp:posOffset>17145</wp:posOffset>
                 </wp:positionV>
-                <wp:extent cx="1097280" cy="0"/>
-                <wp:effectExtent l="7620" t="10160" r="9525" b="8890"/>
+                <wp:extent cx="1619822" cy="0"/>
+                <wp:effectExtent l="0" t="0" r="0" b="0"/>
                 <wp:wrapNone/>
-                <wp:docPr id="1" name="AutoShape 6"/>
+                <wp:docPr id="206916596" name="Line 2"/>
                 <wp:cNvGraphicFramePr>
                   <a:graphicFrameLocks xmlns:a="http://schemas.openxmlformats.org/drawingml/2006/main"/>
                 </wp:cNvGraphicFramePr>
@@ -421,9 +265,9 @@
                       <wps:spPr bwMode="auto">
                         <a:xfrm>
                           <a:off x="0" y="0"/>
-                          <a:ext cx="1097280" cy="0"/>
+                          <a:ext cx="1619822" cy="0"/>
                         </a:xfrm>
-                        <a:prstGeom prst="straightConnector1">
+                        <a:prstGeom prst="line">
                           <a:avLst/>
                         </a:prstGeom>
                         <a:noFill/>
@@ -458,11 +302,73 @@
           </mc:Choice>
           <mc:Fallback>
             <w:pict>
-              <v:shape w14:anchorId="2F435849" id="AutoShape 6" o:spid="_x0000_s1026" type="#_x0000_t32" style="position:absolute;margin-left:192.95pt;margin-top:1.25pt;width:86.4pt;height:0;z-index:251658752;visibility:visible;mso-wrap-style:square;mso-width-percent:0;mso-height-percent:0;mso-wrap-distance-left:9pt;mso-wrap-distance-top:0;mso-wrap-distance-right:9pt;mso-wrap-distance-bottom:0;mso-position-horizontal:absolute;mso-position-horizontal-relative:text;mso-position-vertical:absolute;mso-position-vertical-relative:text;mso-width-percent:0;mso-height-percent:0;mso-width-relative:page;mso-height-relative:page" o:gfxdata="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"/>
+              <v:line w14:anchorId="11960062" id="Line 2" o:spid="_x0000_s1026" style="position:absolute;z-index:251660800;visibility:visible;mso-wrap-style:square;mso-width-percent:0;mso-height-percent:0;mso-wrap-distance-left:9pt;mso-wrap-distance-top:0;mso-wrap-distance-right:9pt;mso-wrap-distance-bottom:0;mso-position-horizontal:absolute;mso-position-horizontal-relative:text;mso-position-vertical:absolute;mso-position-vertical-relative:text;mso-width-percent:0;mso-height-percent:0;mso-width-relative:page;mso-height-relative:page" from="279.6pt,1.35pt" to="407.15pt,1.35pt" o:gfxdata="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"/>
             </w:pict>
           </mc:Fallback>
         </mc:AlternateContent>
       </w:r>
+      <w:r>
+        <w:rPr>
+          <w:i/>
+          <w:szCs w:val="28"/>
+        </w:rPr>
+        <w:t>Quảng Trị</w:t>
+      </w:r>
+      <w:r>
+        <w:rPr>
+          <w:i/>
+          <w:szCs w:val="28"/>
+        </w:rPr>
+        <w:t>,</w:t>
+      </w:r>
+      <w:r>
+        <w:rPr>
+          <w:i/>
+          <w:szCs w:val="28"/>
+        </w:rPr>
+        <w:t xml:space="preserve"> </w:t>
+      </w:r>
+      <w:r>
+        <w:rPr>
+          <w:i/>
+          <w:szCs w:val="28"/>
+        </w:rPr>
+        <w:t>&lt;trinh_ky&gt;</w:t>
+      </w:r>
+    </w:p>
+    <w:p>
+      <w:pPr>
+        <w:spacing w:before="120"/>
+        <w:jc w:val="center"/>
+        <w:rPr>
+          <w:b/>
+          <w:szCs w:val="28"/>
+        </w:rPr>
+      </w:pPr>
+    </w:p>
+    <w:p>
+      <w:pPr>
+        <w:spacing w:before="120"/>
+        <w:jc w:val="center"/>
+        <w:rPr>
+          <w:b/>
+          <w:szCs w:val="28"/>
+        </w:rPr>
+      </w:pPr>
+      <w:r>
+        <w:rPr>
+          <w:b/>
+          <w:szCs w:val="28"/>
+        </w:rPr>
+        <w:t>TỜ TRÌNH</w:t>
+      </w:r>
+      <w:r>
+        <w:rPr>
+          <w:b/>
+          <w:szCs w:val="28"/>
+        </w:rPr>
+        <w:t xml:space="preserve"> ĐỀ NGHỊ KIỂM TRA</w:t>
+      </w:r>
     </w:p>
     <w:p>
       <w:pPr>
@@ -473,727 +379,418 @@
           <w:szCs w:val="28"/>
         </w:rPr>
       </w:pPr>
-      <w:r>
-        <w:rPr>
-          <w:szCs w:val="28"/>
-        </w:rPr>
-        <w:t xml:space="preserve">Kính gửi: Lãnh đạo </w:t>
-      </w:r>
-      <w:r>
-        <w:rPr>
-          <w:szCs w:val="28"/>
-        </w:rPr>
-        <w:t>Thuế tỉnh Quảng Trị</w:t>
-      </w:r>
     </w:p>
     <w:p>
       <w:pPr>
-        <w:ind w:firstLine="540"/>
-        <w:jc w:val="both"/>
-        <w:rPr>
-          <w:szCs w:val="28"/>
-          <w:lang w:val="nl-NL"/>
-        </w:rPr>
-      </w:pPr>
-      <w:r>
-        <w:rPr>
-          <w:szCs w:val="28"/>
-          <w:lang w:val="nl-NL"/>
-        </w:rPr>
-        <w:t xml:space="preserve">Căn cứ </w:t>
-      </w:r>
-      <w:r>
-        <w:rPr>
-          <w:szCs w:val="28"/>
-          <w:lang w:val="nl-NL"/>
-        </w:rPr>
-        <w:t>&lt;qd_tkt_tct&gt;</w:t>
-      </w:r>
-      <w:r>
-        <w:rPr>
-          <w:szCs w:val="28"/>
-          <w:lang w:val="nl-NL"/>
-        </w:rPr>
-        <w:t xml:space="preserve"> </w:t>
-      </w:r>
-      <w:r>
-        <w:rPr>
-          <w:szCs w:val="28"/>
-          <w:lang w:val="nl-NL"/>
-        </w:rPr>
-        <w:t>của Tổng cục Thuế về việc giao chỉ tiêu nhiệm vụ thanh tra thuế và kiểm tra thuế tại trụ sở người nộp thuế năm</w:t>
-      </w:r>
-      <w:r>
-        <w:rPr>
-          <w:szCs w:val="28"/>
-          <w:lang w:val="nl-NL"/>
-        </w:rPr>
-        <w:t xml:space="preserve"> </w:t>
-      </w:r>
-      <w:r>
-        <w:rPr>
-          <w:szCs w:val="28"/>
-          <w:lang w:val="nl-NL"/>
-        </w:rPr>
-        <w:t>&lt;nam_kh_tkt&gt;</w:t>
-      </w:r>
-      <w:r>
-        <w:rPr>
-          <w:szCs w:val="28"/>
-          <w:lang w:val="nl-NL"/>
-        </w:rPr>
-        <w:t>;</w:t>
+        <w:ind w:left="391" w:hanging="329"/>
+        <w:jc w:val="center"/>
+        <w:rPr>
+          <w:szCs w:val="28"/>
+        </w:rPr>
+      </w:pPr>
+      <w:r>
+        <w:rPr>
+          <w:szCs w:val="28"/>
+        </w:rPr>
+        <w:t xml:space="preserve">Kính gửi: Lãnh đạo </w:t>
+      </w:r>
+      <w:r>
+        <w:rPr>
+          <w:szCs w:val="28"/>
+        </w:rPr>
+        <w:t>Thuế tỉnh Quảng Trị</w:t>
       </w:r>
     </w:p>
     <w:p>
       <w:pPr>
-        <w:ind w:firstLine="540"/>
-        <w:jc w:val="both"/>
-        <w:rPr>
-          <w:szCs w:val="28"/>
-          <w:lang w:val="nl-NL"/>
-        </w:rPr>
-      </w:pPr>
-      <w:r>
-        <w:rPr>
-          <w:szCs w:val="28"/>
-          <w:lang w:val="nl-NL"/>
-        </w:rPr>
-        <w:t xml:space="preserve">Căn cứ </w:t>
-      </w:r>
-      <w:r>
-        <w:rPr>
-          <w:szCs w:val="28"/>
-          <w:lang w:val="nl-NL"/>
-        </w:rPr>
-        <w:t>&lt;qd_tkt_cct&gt;</w:t>
-      </w:r>
-      <w:r>
-        <w:rPr>
-          <w:szCs w:val="28"/>
-          <w:lang w:val="nl-NL"/>
-        </w:rPr>
-        <w:t xml:space="preserve"> </w:t>
-      </w:r>
-      <w:r>
-        <w:rPr>
-          <w:szCs w:val="28"/>
-          <w:lang w:val="nl-NL"/>
-        </w:rPr>
-        <w:t xml:space="preserve">của Cục Thuế về việc phê duyệt kế hoạch kiểm tra thuế tại trụ sở người nộp thuế năm </w:t>
-      </w:r>
-      <w:r>
-        <w:rPr>
-          <w:szCs w:val="28"/>
-          <w:lang w:val="nl-NL"/>
-        </w:rPr>
-        <w:t>&lt;nam_kh_tkt&gt;</w:t>
-      </w:r>
-      <w:r>
-        <w:rPr>
-          <w:szCs w:val="28"/>
-          <w:lang w:val="nl-NL"/>
-        </w:rPr>
-        <w:t xml:space="preserve"> đối với các Chi cục Thuế khu vực và Chi cục Thuế doanh nghiệp lớn</w:t>
-      </w:r>
-      <w:r>
-        <w:rPr>
-          <w:szCs w:val="28"/>
-          <w:lang w:val="nl-NL"/>
-        </w:rPr>
-        <w:t>;</w:t>
-      </w:r>
-      <w:r>
-        <w:rPr>
-          <w:szCs w:val="28"/>
-          <w:lang w:val="nl-NL"/>
-        </w:rPr>
-        <w:t xml:space="preserve"> </w:t>
-      </w:r>
+        <w:spacing w:before="120" w:after="120"/>
+        <w:ind w:left="391" w:hanging="329"/>
+        <w:jc w:val="center"/>
+        <w:rPr>
+          <w:szCs w:val="28"/>
+        </w:rPr>
+      </w:pPr>
     </w:p>
     <w:p>
       <w:pPr>
-        <w:ind w:firstLine="540"/>
+        <w:spacing w:before="60" w:after="60"/>
+        <w:ind w:firstLine="567"/>
         <w:jc w:val="both"/>
         <w:rPr>
-          <w:szCs w:val="28"/>
-          <w:lang w:val="nl-NL"/>
-        </w:rPr>
-      </w:pPr>
-      <w:r>
-        <w:rPr>
-          <w:szCs w:val="28"/>
-          <w:lang w:val="nl-NL"/>
-        </w:rPr>
-        <w:t xml:space="preserve">Căn cứ &lt;quy_trinh_ktra&gt; của Tổng cục Thuế về việc ban hành </w:t>
-      </w:r>
-      <w:r>
-        <w:rPr>
-          <w:szCs w:val="28"/>
-          <w:lang w:val="nl-NL"/>
-        </w:rPr>
-        <w:t>Q</w:t>
-      </w:r>
-      <w:r>
-        <w:rPr>
-          <w:szCs w:val="28"/>
-          <w:lang w:val="nl-NL"/>
-        </w:rPr>
-        <w:t>uy trình kiểm tra thuế;</w:t>
+          <w:iCs/>
+        </w:rPr>
+      </w:pPr>
+      <w:r>
+        <w:rPr>
+          <w:iCs/>
+        </w:rPr>
+        <w:t>Căn cứ &lt;quy_trinh_ktra&gt; của Tổng cục trưởng Tổng cục Thuế về việc ban hành Quy trình kiểm tra thuế</w:t>
+      </w:r>
+      <w:r>
+        <w:rPr>
+          <w:iCs/>
+        </w:rPr>
+        <w:t>;</w:t>
       </w:r>
     </w:p>
     <w:p>
       <w:pPr>
-        <w:ind w:firstLine="540"/>
+        <w:spacing w:before="60" w:after="60"/>
+        <w:ind w:firstLine="567"/>
         <w:jc w:val="both"/>
         <w:rPr>
-          <w:szCs w:val="28"/>
-          <w:lang w:val="nl-NL"/>
-        </w:rPr>
-      </w:pPr>
-      <w:r>
-        <w:rPr>
-          <w:szCs w:val="28"/>
-          <w:lang w:val="nl-NL"/>
+          <w:iCs/>
+        </w:rPr>
+      </w:pPr>
+      <w:r>
+        <w:rPr>
+          <w:iCs/>
         </w:rPr>
         <w:t xml:space="preserve">Căn cứ </w:t>
       </w:r>
       <w:r>
         <w:rPr>
-          <w:szCs w:val="28"/>
-          <w:lang w:val="nl-NL"/>
-        </w:rPr>
-        <w:t>&lt;tham_quyen_ky&gt;</w:t>
-      </w:r>
-      <w:r>
-        <w:rPr>
-          <w:szCs w:val="28"/>
-          <w:lang w:val="nl-NL"/>
+          <w:iCs/>
+        </w:rPr>
+        <w:t>&lt;qd_tkt_cct&gt;</w:t>
+      </w:r>
+      <w:r>
+        <w:rPr>
+          <w:iCs/>
         </w:rPr>
         <w:t xml:space="preserve"> </w:t>
       </w:r>
       <w:r>
         <w:rPr>
-          <w:szCs w:val="28"/>
-          <w:lang w:val="nl-NL"/>
-        </w:rPr>
-        <w:t>của Thuế tỉnh Quảng Trị về việc phân công lĩnh vực phụ trách và ủy quyền ký vă</w:t>
-      </w:r>
-      <w:r>
-        <w:rPr>
-          <w:szCs w:val="28"/>
-          <w:lang w:val="nl-NL"/>
-        </w:rPr>
-        <w:t>n</w:t>
-      </w:r>
-      <w:r>
-        <w:rPr>
-          <w:szCs w:val="28"/>
-          <w:lang w:val="nl-NL"/>
-        </w:rPr>
-        <w:t xml:space="preserve"> bản của các đồng chí Lãnh đạo Thuế tỉnh</w:t>
-      </w:r>
-      <w:r>
-        <w:rPr>
-          <w:szCs w:val="28"/>
-          <w:lang w:val="nl-NL"/>
+          <w:iCs/>
+        </w:rPr>
+        <w:t xml:space="preserve">của </w:t>
+      </w:r>
+      <w:r>
+        <w:rPr>
+          <w:iCs/>
+        </w:rPr>
+        <w:t xml:space="preserve">Cục trưởng </w:t>
+      </w:r>
+      <w:r>
+        <w:rPr>
+          <w:iCs/>
+        </w:rPr>
+        <w:t>Cục Thuế về việc phê duyệt kế hoạch kiểm tra thuế tại trụ sở người nộp thuế năm &lt;nam_kh_tkt&gt; đối với các Chi cục Thuế khu vực và Chi cục Thuế doanh nghiệp lớn</w:t>
+      </w:r>
+      <w:r>
+        <w:rPr>
+          <w:iCs/>
         </w:rPr>
         <w:t>;</w:t>
+      </w:r>
+      <w:r>
+        <w:rPr>
+          <w:iCs/>
+        </w:rPr>
+        <w:t xml:space="preserve"> </w:t>
       </w:r>
     </w:p>
     <w:p>
       <w:pPr>
-        <w:ind w:firstLine="540"/>
+        <w:spacing w:before="60" w:after="60"/>
+        <w:ind w:firstLine="567"/>
         <w:jc w:val="both"/>
         <w:rPr>
-          <w:szCs w:val="28"/>
-          <w:lang w:val="nl-NL"/>
-        </w:rPr>
-      </w:pPr>
-      <w:r>
-        <w:rPr>
-          <w:szCs w:val="28"/>
-          <w:lang w:val="nl-NL"/>
-        </w:rPr>
-        <w:t xml:space="preserve">Căn cứ kết quả tổng hợp, phân tích rủi ro, thu thập thông tin đối với </w:t>
-      </w:r>
-      <w:r>
-        <w:rPr>
-          <w:szCs w:val="28"/>
-          <w:lang w:val="nl-NL"/>
-        </w:rPr>
-        <w:t>&lt;ten_dv&gt;</w:t>
-      </w:r>
-      <w:r>
-        <w:rPr>
-          <w:szCs w:val="28"/>
-          <w:lang w:val="nl-NL"/>
-        </w:rPr>
-        <w:t>; Mã số thuế:</w:t>
-      </w:r>
-      <w:r>
-        <w:rPr>
-          <w:color w:val="000000" w:themeColor="text1"/>
-          <w:szCs w:val="28"/>
+          <w:iCs/>
+        </w:rPr>
+      </w:pPr>
+      <w:r>
+        <w:rPr>
+          <w:iCs/>
+        </w:rPr>
+        <w:t>Căn cứ K</w:t>
+      </w:r>
+      <w:r>
+        <w:rPr>
+          <w:iCs/>
+        </w:rPr>
+        <w:t>ế hoạch công tác tháng</w:t>
+      </w:r>
+      <w:r>
+        <w:rPr>
+          <w:iCs/>
         </w:rPr>
         <w:t xml:space="preserve"> </w:t>
       </w:r>
       <w:r>
         <w:rPr>
-          <w:color w:val="000000" w:themeColor="text1"/>
-          <w:szCs w:val="28"/>
-        </w:rPr>
-        <w:t>&lt;mst&gt;</w:t>
-      </w:r>
-      <w:r>
-        <w:rPr>
-          <w:szCs w:val="28"/>
-          <w:lang w:val="nl-NL"/>
-        </w:rPr>
-        <w:t>;</w:t>
+          <w:iCs/>
+        </w:rPr>
+        <w:t>&lt;kh_ktra&gt;</w:t>
+      </w:r>
+      <w:r>
+        <w:rPr>
+          <w:iCs/>
+        </w:rPr>
+        <w:t xml:space="preserve"> của Phòng </w:t>
+      </w:r>
+      <w:r>
+        <w:rPr>
+          <w:iCs/>
+        </w:rPr>
+        <w:t xml:space="preserve">Kiểm tra số </w:t>
+      </w:r>
+      <w:r>
+        <w:rPr>
+          <w:iCs/>
+        </w:rPr>
+        <w:t>2</w:t>
+      </w:r>
+      <w:r>
+        <w:rPr>
+          <w:iCs/>
+        </w:rPr>
+        <w:t>, Thuế tỉnh Quảng Trị.</w:t>
       </w:r>
     </w:p>
     <w:p>
       <w:pPr>
+        <w:spacing w:before="60" w:after="60"/>
         <w:ind w:firstLine="567"/>
         <w:jc w:val="both"/>
         <w:rPr>
-          <w:szCs w:val="28"/>
-          <w:lang w:val="nl-NL"/>
-        </w:rPr>
-      </w:pPr>
-      <w:r>
-        <w:rPr>
-          <w:szCs w:val="28"/>
-          <w:lang w:val="nl-NL"/>
-        </w:rPr>
-        <w:t xml:space="preserve">Phòng Kiểm tra số </w:t>
-      </w:r>
-      <w:r>
-        <w:rPr>
-          <w:szCs w:val="28"/>
-          <w:lang w:val="nl-NL"/>
-        </w:rPr>
-        <w:t>2</w:t>
-      </w:r>
-      <w:r>
-        <w:rPr>
-          <w:szCs w:val="28"/>
-          <w:lang w:val="nl-NL"/>
-        </w:rPr>
-        <w:t xml:space="preserve"> báo cáo và xin ý kiến Lãnh đạo </w:t>
-      </w:r>
-      <w:r>
-        <w:rPr>
-          <w:szCs w:val="28"/>
-          <w:lang w:val="nl-NL"/>
-        </w:rPr>
-        <w:t>Thuế tỉnh Quảng Trị</w:t>
-      </w:r>
-      <w:r>
-        <w:rPr>
-          <w:szCs w:val="28"/>
-          <w:lang w:val="nl-NL"/>
-        </w:rPr>
-        <w:t xml:space="preserve"> ban hành Quyết định kiểm tra thuế tại </w:t>
-      </w:r>
-      <w:r>
-        <w:rPr>
-          <w:szCs w:val="28"/>
-          <w:lang w:val="nl-NL"/>
-        </w:rPr>
-        <w:t>&lt;ten_dv&gt;</w:t>
-      </w:r>
-      <w:r>
-        <w:rPr>
-          <w:szCs w:val="28"/>
-        </w:rPr>
-        <w:t xml:space="preserve">; </w:t>
-      </w:r>
-      <w:r>
-        <w:rPr>
-          <w:color w:val="000000" w:themeColor="text1"/>
-          <w:szCs w:val="28"/>
-        </w:rPr>
-        <w:t xml:space="preserve">Mã số thuế: </w:t>
-      </w:r>
-      <w:r>
-        <w:rPr>
-          <w:color w:val="000000" w:themeColor="text1"/>
-          <w:szCs w:val="28"/>
-        </w:rPr>
-        <w:t>&lt;mst&gt;</w:t>
-      </w:r>
-      <w:r>
-        <w:rPr>
-          <w:color w:val="000000" w:themeColor="text1"/>
-          <w:szCs w:val="28"/>
-        </w:rPr>
-        <w:t xml:space="preserve">; Địa chỉ: </w:t>
-      </w:r>
-      <w:r>
-        <w:rPr>
-          <w:color w:val="000000" w:themeColor="text1"/>
-          <w:szCs w:val="28"/>
-        </w:rPr>
-        <w:t>&lt;dia_chi&gt;</w:t>
-      </w:r>
-      <w:r>
-        <w:rPr>
-          <w:color w:val="000000" w:themeColor="text1"/>
-          <w:szCs w:val="28"/>
+          <w:iCs/>
+        </w:rPr>
+      </w:pPr>
+      <w:r>
+        <w:rPr>
+          <w:iCs/>
+        </w:rPr>
+        <w:t xml:space="preserve">Lý do: Đơn vị có rủi ro theo kết quả đã xử lý trên phần mềm TPR và đã được đưa vào kế hoạch kiểm tra kiểm tra năm </w:t>
+      </w:r>
+      <w:r>
+        <w:rPr>
+          <w:iCs/>
+        </w:rPr>
+        <w:t>&lt;nam_kh_tkt&gt;</w:t>
+      </w:r>
+      <w:r>
+        <w:rPr>
+          <w:iCs/>
         </w:rPr>
         <w:t>.</w:t>
       </w:r>
     </w:p>
     <w:p>
       <w:pPr>
-        <w:tabs>
-          <w:tab w:val="left" w:pos="567"/>
-        </w:tabs>
+        <w:ind w:firstLine="567"/>
         <w:jc w:val="both"/>
         <w:rPr>
-          <w:lang w:val="nl-NL"/>
-        </w:rPr>
-      </w:pPr>
-      <w:r>
-        <w:rPr>
-          <w:b/>
-          <w:szCs w:val="28"/>
-          <w:lang w:val="nl-NL"/>
-        </w:rPr>
-        <w:tab/>
-      </w:r>
-      <w:r>
-        <w:rPr>
-          <w:szCs w:val="28"/>
-          <w:lang w:val="nl-NL"/>
-        </w:rPr>
-        <w:t xml:space="preserve">- </w:t>
-      </w:r>
-      <w:r>
-        <w:rPr>
-          <w:bCs/>
-          <w:szCs w:val="28"/>
-          <w:lang w:val="nl-NL"/>
-        </w:rPr>
-        <w:t xml:space="preserve">Nội dung kiểm tra: </w:t>
-      </w:r>
-      <w:r>
-        <w:rPr>
-          <w:szCs w:val="28"/>
-          <w:lang w:val="nl-NL"/>
-        </w:rPr>
-        <w:t>Kiểm tra theo phương pháp đánh giá rủi ro và thực hiện kiểm tra chọn mẫu việc kê khai, nộp các khoản thuế, phí thuộc NSNN, việc thực hiện chế độ về hóa đơn, chứng từ kế toán, ghi chép sổ sách kế toán</w:t>
-      </w:r>
-      <w:r>
-        <w:rPr>
-          <w:szCs w:val="28"/>
+          <w:color w:val="000000"/>
+          <w:sz w:val="24"/>
+          <w:szCs w:val="24"/>
+        </w:rPr>
+      </w:pPr>
+      <w:r>
+        <w:rPr>
+          <w:color w:val="000000"/>
+          <w:lang w:val="vi-VN"/>
+        </w:rPr>
+        <w:t xml:space="preserve">Để gửi Quyết định đến người nộp thuế trước khi tiến hành kiểm tra, tạo điều kiện cho người nộp thuế chủ động sắp xếp thời gian, bố trí làm việc với Đoàn kiểm tra. </w:t>
+      </w:r>
+      <w:r>
+        <w:rPr>
+          <w:lang w:val="nl-NL"/>
+        </w:rPr>
+        <w:t xml:space="preserve">Phòng Kiểm tra số </w:t>
+      </w:r>
+      <w:r>
+        <w:rPr>
+          <w:lang w:val="nl-NL"/>
+        </w:rPr>
+        <w:t>2</w:t>
+      </w:r>
+      <w:r>
+        <w:rPr>
+          <w:lang w:val="nl-NL"/>
+        </w:rPr>
+        <w:t xml:space="preserve"> </w:t>
+      </w:r>
+      <w:r>
+        <w:rPr>
+          <w:lang w:val="vi-VN"/>
+        </w:rPr>
+        <w:t>dự thảo</w:t>
+      </w:r>
+      <w:r>
+        <w:rPr>
+          <w:lang w:val="nl-NL"/>
+        </w:rPr>
+        <w:t xml:space="preserve"> Quyết định kiểm tra</w:t>
+      </w:r>
+      <w:r>
+        <w:rPr>
+          <w:lang w:val="nl-NL"/>
+        </w:rPr>
+        <w:t xml:space="preserve"> </w:t>
+      </w:r>
+      <w:r>
+        <w:rPr>
+          <w:lang w:val="vi-VN"/>
+        </w:rPr>
+        <w:t xml:space="preserve">thuế tại </w:t>
+      </w:r>
+      <w:r>
+        <w:rPr>
+          <w:szCs w:val="28"/>
+          <w:lang w:val="nl-NL"/>
+        </w:rPr>
+        <w:t>&lt;ten_dv&gt;</w:t>
+      </w:r>
+      <w:r>
+        <w:rPr>
+          <w:color w:val="000000"/>
+          <w:lang w:val="nl-NL" w:eastAsia="en-GB"/>
+        </w:rPr>
+        <w:t>;</w:t>
+      </w:r>
+      <w:r>
+        <w:rPr>
+          <w:color w:val="000000"/>
+          <w:lang w:val="nl-NL" w:eastAsia="en-GB"/>
+        </w:rPr>
+        <w:t xml:space="preserve"> </w:t>
+      </w:r>
+      <w:r>
+        <w:rPr>
+          <w:color w:val="000000"/>
+          <w:lang w:val="nl-NL" w:eastAsia="en-GB"/>
+        </w:rPr>
+        <w:t>Mã</w:t>
+      </w:r>
+      <w:r>
+        <w:rPr>
+          <w:color w:val="000000"/>
+          <w:lang w:val="nl-NL" w:eastAsia="en-GB"/>
+        </w:rPr>
+        <w:t xml:space="preserve"> số thuế</w:t>
+      </w:r>
+      <w:r>
+        <w:rPr>
+          <w:color w:val="000000"/>
+          <w:lang w:val="nl-NL" w:eastAsia="en-GB"/>
+        </w:rPr>
+        <w:t xml:space="preserve">: </w:t>
+      </w:r>
+      <w:r>
+        <w:rPr>
+          <w:color w:val="000000" w:themeColor="text1"/>
+          <w:szCs w:val="28"/>
+        </w:rPr>
+        <w:t>&lt;mst&gt;</w:t>
+      </w:r>
+      <w:r>
+        <w:rPr>
+          <w:color w:val="000000"/>
+          <w:lang w:val="nl-NL"/>
         </w:rPr>
         <w:t>.</w:t>
+      </w:r>
+      <w:r>
+        <w:rPr>
+          <w:color w:val="000000"/>
+          <w:lang w:val="nl-NL"/>
+        </w:rPr>
+        <w:t xml:space="preserve"> Địa chỉ: </w:t>
+      </w:r>
+      <w:r>
+        <w:rPr>
+          <w:color w:val="000000" w:themeColor="text1"/>
+          <w:szCs w:val="28"/>
+        </w:rPr>
+        <w:t>&lt;dia_chi&gt;</w:t>
+      </w:r>
+      <w:r>
+        <w:rPr>
+          <w:color w:val="000000"/>
+          <w:lang w:val="nl-NL"/>
+        </w:rPr>
+        <w:t xml:space="preserve">. Thời kỳ kiểm tra: </w:t>
+      </w:r>
+      <w:r>
+        <w:rPr>
+          <w:color w:val="000000" w:themeColor="text1"/>
+          <w:szCs w:val="28"/>
+        </w:rPr>
+        <w:t xml:space="preserve">Từ năm </w:t>
+      </w:r>
+      <w:r>
+        <w:rPr>
+          <w:color w:val="000000" w:themeColor="text1"/>
+          <w:szCs w:val="28"/>
+        </w:rPr>
+        <w:t>&lt;tu_nam&gt;</w:t>
+      </w:r>
+      <w:r>
+        <w:rPr>
+          <w:color w:val="000000" w:themeColor="text1"/>
+          <w:szCs w:val="28"/>
+        </w:rPr>
+        <w:t xml:space="preserve"> đến năm </w:t>
+      </w:r>
+      <w:r>
+        <w:rPr>
+          <w:color w:val="000000" w:themeColor="text1"/>
+          <w:szCs w:val="28"/>
+        </w:rPr>
+        <w:t>&lt;den_nam&gt;</w:t>
+      </w:r>
+      <w:r>
+        <w:rPr>
+          <w:color w:val="000000"/>
+          <w:lang w:val="nl-NL"/>
+        </w:rPr>
+        <w:t xml:space="preserve">. </w:t>
       </w:r>
     </w:p>
     <w:p>
       <w:pPr>
-        <w:numPr>
-          <w:ilvl w:val="0"/>
-          <w:numId w:val="2"/>
-        </w:numPr>
-        <w:ind w:left="0" w:firstLine="567"/>
+        <w:spacing w:before="60" w:after="60"/>
+        <w:ind w:firstLine="567"/>
         <w:jc w:val="both"/>
         <w:rPr>
-          <w:szCs w:val="28"/>
-          <w:lang w:val="nl-NL"/>
-        </w:rPr>
-      </w:pPr>
-      <w:r>
-        <w:rPr>
-          <w:szCs w:val="28"/>
-          <w:lang w:val="nl-NL"/>
-        </w:rPr>
-        <w:t xml:space="preserve">Thời </w:t>
-      </w:r>
-      <w:r>
-        <w:rPr>
-          <w:szCs w:val="28"/>
-          <w:lang w:val="nl-NL"/>
-        </w:rPr>
-        <w:t>kỳ</w:t>
-      </w:r>
-      <w:r>
-        <w:rPr>
-          <w:szCs w:val="28"/>
-          <w:lang w:val="nl-NL"/>
-        </w:rPr>
-        <w:t xml:space="preserve"> </w:t>
-      </w:r>
-      <w:r>
-        <w:rPr>
-          <w:szCs w:val="28"/>
-          <w:lang w:val="nl-NL"/>
-        </w:rPr>
-        <w:t>kiểm tra</w:t>
-      </w:r>
-      <w:r>
-        <w:rPr>
-          <w:szCs w:val="28"/>
-          <w:lang w:val="nl-NL"/>
-        </w:rPr>
-        <w:t>:</w:t>
-      </w:r>
-      <w:r>
-        <w:rPr>
-          <w:szCs w:val="28"/>
-          <w:lang w:val="nl-NL"/>
-        </w:rPr>
-        <w:t xml:space="preserve"> &lt;so_nam_ktra&gt; năm, năm </w:t>
-      </w:r>
-      <w:r>
-        <w:rPr>
-          <w:szCs w:val="28"/>
-          <w:lang w:val="nl-NL"/>
-        </w:rPr>
-        <w:t>&lt;nam_ktra&gt;</w:t>
-      </w:r>
-      <w:r>
-        <w:rPr>
-          <w:szCs w:val="28"/>
-          <w:lang w:val="nl-NL"/>
-        </w:rPr>
-        <w:t>.</w:t>
+          <w:rFonts w:eastAsia="Calibri"/>
+          <w:szCs w:val="22"/>
+          <w:lang w:val="nl-NL"/>
+        </w:rPr>
+      </w:pPr>
+      <w:r>
+        <w:rPr>
+          <w:lang w:val="vi-VN"/>
+        </w:rPr>
+        <w:t xml:space="preserve">Kính trình Lãnh đạo xem xét ký duyệt để ban hành Quyết định Kiểm tra thuế tại </w:t>
+      </w:r>
+      <w:r>
+        <w:rPr>
+          <w:szCs w:val="28"/>
+          <w:lang w:val="nl-NL"/>
+        </w:rPr>
+        <w:t>&lt;ten_dv&gt;</w:t>
+      </w:r>
+      <w:r>
+        <w:rPr>
+          <w:lang w:val="nl-NL"/>
+        </w:rPr>
+        <w:t>./.</w:t>
       </w:r>
     </w:p>
     <w:p>
       <w:pPr>
-        <w:numPr>
-          <w:ilvl w:val="0"/>
-          <w:numId w:val="2"/>
-        </w:numPr>
-        <w:ind w:left="0" w:firstLine="567"/>
-        <w:jc w:val="both"/>
-        <w:rPr>
-          <w:szCs w:val="28"/>
-          <w:lang w:val="nl-NL"/>
-        </w:rPr>
-      </w:pPr>
-      <w:r>
-        <w:rPr>
-          <w:szCs w:val="28"/>
-          <w:lang w:val="nl-NL"/>
-        </w:rPr>
-        <w:t>Thành phần đoàn kiểm tra gồm có</w:t>
-      </w:r>
-      <w:r>
-        <w:rPr>
-          <w:szCs w:val="28"/>
-          <w:lang w:val="nl-NL"/>
-        </w:rPr>
-        <w:t>:</w:t>
-      </w:r>
-      <w:r>
-        <w:rPr>
-          <w:szCs w:val="28"/>
-          <w:lang w:val="nl-NL"/>
-        </w:rPr>
-        <w:t xml:space="preserve"> </w:t>
-      </w:r>
-      <w:r>
-        <w:rPr>
-          <w:color w:val="FFFFFF" w:themeColor="background1"/>
-          <w:sz w:val="14"/>
-          <w:szCs w:val="14"/>
-          <w:lang w:val="nl-NL"/>
-        </w:rPr>
-        <w:t>[*]</w:t>
-      </w:r>
-    </w:p>
-    <w:p>
-      <w:pPr>
-        <w:numPr>
-          <w:ilvl w:val="0"/>
-          <w:numId w:val="2"/>
-        </w:numPr>
-        <w:ind w:left="0" w:firstLine="567"/>
-        <w:jc w:val="both"/>
-        <w:rPr>
-          <w:color w:val="FF0000"/>
-          <w:szCs w:val="28"/>
-          <w:lang w:val="nl-NL"/>
-        </w:rPr>
-      </w:pPr>
-      <w:r>
-        <w:rPr>
-          <w:szCs w:val="28"/>
-          <w:lang w:val="nl-NL"/>
-        </w:rPr>
-        <w:t xml:space="preserve">Thời </w:t>
-      </w:r>
-      <w:r>
-        <w:rPr>
-          <w:szCs w:val="28"/>
-          <w:lang w:val="nl-NL"/>
-        </w:rPr>
-        <w:t>hạn</w:t>
-      </w:r>
-      <w:r>
-        <w:rPr>
-          <w:szCs w:val="28"/>
-          <w:lang w:val="nl-NL"/>
-        </w:rPr>
-        <w:t xml:space="preserve"> kiểm tra </w:t>
-      </w:r>
-      <w:r>
-        <w:rPr>
-          <w:szCs w:val="28"/>
-          <w:lang w:val="nl-NL"/>
-        </w:rPr>
-        <w:t xml:space="preserve">&lt;so_ngay_ktra&gt; </w:t>
-      </w:r>
-      <w:r>
-        <w:rPr>
-          <w:szCs w:val="28"/>
-          <w:lang w:val="nl-NL"/>
-        </w:rPr>
-        <w:t>ngày</w:t>
-      </w:r>
-      <w:r>
-        <w:rPr>
-          <w:szCs w:val="28"/>
-          <w:lang w:val="nl-NL"/>
-        </w:rPr>
-        <w:t xml:space="preserve"> làm việc</w:t>
-      </w:r>
-      <w:r>
-        <w:rPr>
-          <w:szCs w:val="28"/>
-          <w:lang w:val="nl-NL"/>
-        </w:rPr>
-        <w:t xml:space="preserve">, </w:t>
-      </w:r>
-      <w:r>
-        <w:rPr>
-          <w:szCs w:val="28"/>
-          <w:lang w:val="nl-NL"/>
-        </w:rPr>
-        <w:t>kể từ ngày công bố Quyết định kiểm tra</w:t>
-      </w:r>
-      <w:r>
-        <w:rPr>
-          <w:szCs w:val="28"/>
-          <w:lang w:val="nl-NL"/>
-        </w:rPr>
-        <w:t>.</w:t>
-      </w:r>
-    </w:p>
-    <w:p>
-      <w:pPr>
+        <w:spacing w:before="60" w:after="60"/>
         <w:ind w:firstLine="567"/>
         <w:jc w:val="both"/>
         <w:rPr>
-          <w:szCs w:val="28"/>
-          <w:lang w:val="nl-NL"/>
-        </w:rPr>
-      </w:pPr>
-      <w:r>
-        <w:rPr>
-          <w:szCs w:val="28"/>
-          <w:lang w:val="nl-NL"/>
-        </w:rPr>
-        <w:t xml:space="preserve">Vậy, Phòng </w:t>
-      </w:r>
-      <w:r>
-        <w:rPr>
-          <w:szCs w:val="28"/>
-          <w:lang w:val="nl-NL"/>
-        </w:rPr>
-        <w:t>Kiểm tra</w:t>
-      </w:r>
-      <w:r>
-        <w:rPr>
-          <w:szCs w:val="28"/>
-          <w:lang w:val="nl-NL"/>
-        </w:rPr>
-        <w:t xml:space="preserve"> số </w:t>
-      </w:r>
-      <w:r>
-        <w:rPr>
-          <w:szCs w:val="28"/>
-          <w:lang w:val="nl-NL"/>
-        </w:rPr>
-        <w:t>2</w:t>
-      </w:r>
-      <w:r>
-        <w:rPr>
-          <w:szCs w:val="28"/>
-          <w:lang w:val="nl-NL"/>
-        </w:rPr>
-        <w:t xml:space="preserve"> </w:t>
-      </w:r>
-      <w:r>
-        <w:rPr>
-          <w:szCs w:val="28"/>
-          <w:lang w:val="nl-NL"/>
-        </w:rPr>
-        <w:t xml:space="preserve">xin ý kiến chỉ đạo của </w:t>
-      </w:r>
-      <w:r>
-        <w:rPr>
-          <w:szCs w:val="28"/>
-          <w:lang w:val="nl-NL"/>
-        </w:rPr>
-        <w:t xml:space="preserve">Lãnh đạo </w:t>
-      </w:r>
-      <w:r>
-        <w:rPr>
-          <w:szCs w:val="28"/>
-          <w:lang w:val="nl-NL"/>
-        </w:rPr>
-        <w:t>Thuế tỉnh Quảng Trị</w:t>
-      </w:r>
-      <w:r>
-        <w:rPr>
-          <w:szCs w:val="28"/>
-          <w:lang w:val="nl-NL"/>
-        </w:rPr>
-        <w:t xml:space="preserve"> để triển khai</w:t>
-      </w:r>
-      <w:r>
-        <w:rPr>
-          <w:szCs w:val="28"/>
-          <w:lang w:val="nl-NL"/>
-        </w:rPr>
-        <w:t>.</w:t>
-      </w:r>
-      <w:r>
-        <w:rPr>
-          <w:szCs w:val="28"/>
-          <w:lang w:val="nl-NL"/>
-        </w:rPr>
-        <w:t>/.</w:t>
-      </w:r>
-    </w:p>
-    <w:p>
-      <w:pPr>
-        <w:tabs>
-          <w:tab w:val="center" w:pos="1950"/>
-          <w:tab w:val="center" w:pos="7020"/>
-        </w:tabs>
-        <w:spacing w:line="276" w:lineRule="auto"/>
-        <w:jc w:val="both"/>
-        <w:rPr>
-          <w:b/>
-          <w:sz w:val="12"/>
-          <w:lang w:val="nl-NL"/>
-        </w:rPr>
-      </w:pPr>
-      <w:r>
-        <w:rPr>
-          <w:b/>
-          <w:sz w:val="12"/>
-          <w:lang w:val="nl-NL"/>
-        </w:rPr>
-        <w:tab/>
-      </w:r>
+          <w:rFonts w:eastAsia="Calibri"/>
+          <w:szCs w:val="22"/>
+          <w:lang w:val="nl-NL"/>
+        </w:rPr>
+      </w:pPr>
     </w:p>
     <w:p>
       <w:pPr>
@@ -1211,44 +808,39 @@
       <w:r>
         <w:rPr>
           <w:b/>
-          <w:lang w:val="nl-NL"/>
+          <w:sz w:val="26"/>
+          <w:lang w:val="en-GB"/>
         </w:rPr>
         <w:tab/>
       </w:r>
       <w:r>
         <w:rPr>
           <w:b/>
-          <w:spacing w:val="-20"/>
-          <w:lang w:val="nl-NL"/>
-        </w:rPr>
-        <w:t>LÃNH ĐẠO</w:t>
-      </w:r>
-      <w:r>
-        <w:rPr>
-          <w:b/>
-          <w:spacing w:val="-20"/>
-          <w:lang w:val="nl-NL"/>
-        </w:rPr>
-        <w:t xml:space="preserve"> THUẾ</w:t>
-      </w:r>
-      <w:r>
-        <w:rPr>
-          <w:b/>
-          <w:spacing w:val="-20"/>
-          <w:lang w:val="nl-NL"/>
-        </w:rPr>
-        <w:t xml:space="preserve"> TỈNH</w:t>
-      </w:r>
-      <w:r>
-        <w:rPr>
-          <w:b/>
-          <w:lang w:val="nl-NL"/>
+          <w:sz w:val="26"/>
+          <w:lang w:val="en-GB"/>
+        </w:rPr>
+        <w:t>PHÊ DUYỆT CỦA LÃNH ĐẠO</w:t>
+      </w:r>
+      <w:r>
+        <w:rPr>
+          <w:b/>
+          <w:sz w:val="26"/>
+          <w:lang w:val="en-GB"/>
+        </w:rPr>
+        <w:t xml:space="preserve"> THUẾ TỈNH</w:t>
+      </w:r>
+      <w:r>
+        <w:rPr>
+          <w:b/>
+          <w:sz w:val="26"/>
+          <w:lang w:val="en-GB"/>
         </w:rPr>
         <w:tab/>
       </w:r>
       <w:r>
         <w:rPr>
           <w:b/>
+          <w:sz w:val="26"/>
           <w:lang w:val="nl-NL"/>
         </w:rPr>
         <w:t>&lt;LD_PHONG&gt;</w:t>
@@ -1267,6 +859,29 @@
           <w:lang w:val="nl-NL"/>
         </w:rPr>
       </w:pPr>
+      <w:r>
+        <w:rPr>
+          <w:b/>
+          <w:lang w:val="nl-NL"/>
+        </w:rPr>
+        <w:tab/>
+      </w:r>
+      <w:r>
+        <w:rPr>
+          <w:b/>
+          <w:bCs/>
+          <w:color w:val="000000" w:themeColor="text1"/>
+          <w:sz w:val="26"/>
+        </w:rPr>
+        <w:t>&lt;LD_CUC&gt;</w:t>
+      </w:r>
+      <w:r>
+        <w:rPr>
+          <w:b/>
+          <w:lang w:val="nl-NL"/>
+        </w:rPr>
+        <w:tab/>
+      </w:r>
     </w:p>
     <w:p>
       <w:pPr>
@@ -1320,6 +935,20 @@
         <w:jc w:val="both"/>
         <w:rPr>
           <w:b/>
+          <w:lang w:val="nl-NL"/>
+        </w:rPr>
+      </w:pPr>
+    </w:p>
+    <w:p>
+      <w:pPr>
+        <w:tabs>
+          <w:tab w:val="center" w:pos="2835"/>
+          <w:tab w:val="center" w:pos="7371"/>
+        </w:tabs>
+        <w:spacing w:line="276" w:lineRule="auto"/>
+        <w:jc w:val="both"/>
+        <w:rPr>
+          <w:b/>
         </w:rPr>
       </w:pPr>
       <w:r>
@@ -1330,15 +959,6 @@
           <w:lang w:val="nl-NL"/>
         </w:rPr>
         <w:tab/>
-      </w:r>
-      <w:r>
-        <w:rPr>
-          <w:b/>
-          <w:color w:val="000000" w:themeColor="text1"/>
-          <w:szCs w:val="28"/>
-          <w:lang w:val="nl-NL"/>
-        </w:rPr>
-        <w:t>&lt;ld_cuc_ten&gt;</w:t>
       </w:r>
       <w:r>
         <w:rPr>
@@ -1361,7 +981,7 @@
       <w:pgSz w:w="11907" w:h="16840" w:code="9"/>
       <w:pgMar w:top="1134" w:right="1134" w:bottom="1134" w:left="1701" w:header="720" w:footer="720" w:gutter="0"/>
       <w:cols w:space="720"/>
-      <w:docGrid w:linePitch="360"/>
+      <w:docGrid w:linePitch="381"/>
     </w:sectPr>
   </w:body>
 </w:document>
@@ -1839,6 +1459,12 @@
   <wne:recipientData>
     <wne:active wne:val="1"/>
     <wne:hash wne:val="83743369"/>
+  </wne:recipientData>
+  <wne:recipientData>
+    <wne:active wne:val="1"/>
+  </wne:recipientData>
+  <wne:recipientData>
+    <wne:active wne:val="1"/>
   </wne:recipientData>
   <wne:recipientData>
     <wne:active wne:val="1"/>

--- a/static/media/1.to_trinh_ktr.docx
+++ b/static/media/1.to_trinh_ktr.docx
@@ -224,8 +224,11 @@
     </w:p>
     <w:p>
       <w:pPr>
+        <w:tabs>
+          <w:tab w:val="right" w:pos="8505"/>
+        </w:tabs>
         <w:spacing w:before="120"/>
-        <w:jc w:val="right"/>
+        <w:jc w:val="both"/>
         <w:rPr>
           <w:i/>
           <w:szCs w:val="28"/>
@@ -312,6 +315,13 @@
           <w:i/>
           <w:szCs w:val="28"/>
         </w:rPr>
+        <w:tab/>
+      </w:r>
+      <w:r>
+        <w:rPr>
+          <w:i/>
+          <w:szCs w:val="28"/>
+        </w:rPr>
         <w:t>Quảng Trị</w:t>
       </w:r>
       <w:r>
@@ -1459,6 +1469,9 @@
   <wne:recipientData>
     <wne:active wne:val="1"/>
     <wne:hash wne:val="83743369"/>
+  </wne:recipientData>
+  <wne:recipientData>
+    <wne:active wne:val="1"/>
   </wne:recipientData>
   <wne:recipientData>
     <wne:active wne:val="1"/>
